--- a/Lenguaje/NounNameSpe.docx
+++ b/Lenguaje/NounNameSpe.docx
@@ -44,11 +44,9 @@
                 <w:lang w:val="en-GB"/>
               </w:rPr>
             </w:pPr>
-            <w:proofErr w:type="spellStart"/>
             <w:r>
               <w:t>Thalassar</w:t>
             </w:r>
-            <w:proofErr w:type="spellEnd"/>
           </w:p>
         </w:tc>
         <w:tc>
@@ -61,89 +59,63 @@
                 <w:lang w:val="en-GB"/>
               </w:rPr>
             </w:pPr>
-            <w:proofErr w:type="spellStart"/>
             <w:r>
               <w:rPr>
                 <w:lang w:val="en-GB"/>
               </w:rPr>
-              <w:t>Thalassar</w:t>
-            </w:r>
-            <w:proofErr w:type="spellEnd"/>
+              <w:t>Thalassar/Thalass</w:t>
+            </w:r>
             <w:r>
               <w:rPr>
                 <w:lang w:val="en-GB"/>
               </w:rPr>
-              <w:t>/</w:t>
-            </w:r>
-            <w:proofErr w:type="spellStart"/>
+              <w:t>arian/</w:t>
+            </w:r>
             <w:r>
               <w:rPr>
                 <w:lang w:val="en-GB"/>
               </w:rPr>
-              <w:t>Thalass</w:t>
+              <w:t>Mund/</w:t>
             </w:r>
             <w:r>
               <w:rPr>
                 <w:lang w:val="en-GB"/>
               </w:rPr>
-              <w:t>arian</w:t>
-            </w:r>
-            <w:proofErr w:type="spellEnd"/>
+              <w:t>Ter</w:t>
+            </w:r>
             <w:r>
               <w:rPr>
                 <w:lang w:val="en-GB"/>
               </w:rPr>
-              <w:t>/</w:t>
+              <w:t>ra/</w:t>
             </w:r>
             <w:r>
               <w:rPr>
                 <w:lang w:val="en-GB"/>
               </w:rPr>
-              <w:t>Mund/</w:t>
-            </w:r>
-            <w:r>
+              <w:t>Arvum</w:t>
+            </w:r>
+          </w:p>
+        </w:tc>
+      </w:tr>
+      <w:tr>
+        <w:tc>
+          <w:tcPr>
+            <w:tcW w:w="2765" w:type="dxa"/>
+          </w:tcPr>
+          <w:p>
+            <w:pPr>
               <w:rPr>
                 <w:lang w:val="en-GB"/>
               </w:rPr>
-              <w:t>Ter</w:t>
-            </w:r>
-            <w:r>
-              <w:rPr>
+            </w:pPr>
+            <w:r>
+              <w:rPr>
+                <w:rFonts w:hint="eastAsia"/>
                 <w:lang w:val="en-GB"/>
               </w:rPr>
-              <w:t>ra/</w:t>
-            </w:r>
-            <w:proofErr w:type="spellStart"/>
-            <w:r>
-              <w:rPr>
-                <w:lang w:val="en-GB"/>
-              </w:rPr>
-              <w:t>Arvum</w:t>
-            </w:r>
-            <w:proofErr w:type="spellEnd"/>
-          </w:p>
-        </w:tc>
-      </w:tr>
-      <w:tr>
-        <w:tc>
-          <w:tcPr>
-            <w:tcW w:w="2765" w:type="dxa"/>
-          </w:tcPr>
-          <w:p>
-            <w:pPr>
-              <w:rPr>
-                <w:lang w:val="en-GB"/>
-              </w:rPr>
-            </w:pPr>
-            <w:proofErr w:type="gramStart"/>
-            <w:r>
-              <w:rPr>
-                <w:rFonts w:hint="eastAsia"/>
-                <w:lang w:val="en-GB"/>
-              </w:rPr>
               <w:t>灵灰</w:t>
             </w:r>
-            <w:proofErr w:type="gramEnd"/>
           </w:p>
         </w:tc>
         <w:tc>
@@ -172,14 +144,12 @@
             <w:tcW w:w="2765" w:type="dxa"/>
           </w:tcPr>
           <w:p>
-            <w:proofErr w:type="gramStart"/>
             <w:r>
               <w:rPr>
                 <w:rFonts w:hint="eastAsia"/>
               </w:rPr>
               <w:t>夜行病</w:t>
             </w:r>
-            <w:proofErr w:type="gramEnd"/>
           </w:p>
         </w:tc>
         <w:tc>
@@ -237,37 +207,21 @@
               <w:rPr>
                 <w:rFonts w:hint="eastAsia"/>
               </w:rPr>
-              <w:t>卡</w:t>
-            </w:r>
-            <w:proofErr w:type="gramStart"/>
-            <w:r>
-              <w:rPr>
-                <w:rFonts w:hint="eastAsia"/>
-              </w:rPr>
-              <w:t>特</w:t>
-            </w:r>
-            <w:proofErr w:type="gramEnd"/>
-            <w:r>
-              <w:rPr>
-                <w:rFonts w:hint="eastAsia"/>
-              </w:rPr>
-              <w:t>斯</w:t>
-            </w:r>
-          </w:p>
-        </w:tc>
-        <w:tc>
-          <w:tcPr>
-            <w:tcW w:w="2765" w:type="dxa"/>
-          </w:tcPr>
-          <w:p>
-            <w:proofErr w:type="spellStart"/>
+              <w:t>卡特斯</w:t>
+            </w:r>
+          </w:p>
+        </w:tc>
+        <w:tc>
+          <w:tcPr>
+            <w:tcW w:w="2765" w:type="dxa"/>
+          </w:tcPr>
+          <w:p>
             <w:r>
               <w:rPr>
                 <w:rFonts w:hint="eastAsia"/>
               </w:rPr>
               <w:t>Kates</w:t>
             </w:r>
-            <w:proofErr w:type="spellEnd"/>
           </w:p>
         </w:tc>
         <w:tc>
@@ -280,7 +234,6 @@
                 <w:lang w:val="es-ES"/>
               </w:rPr>
             </w:pPr>
-            <w:proofErr w:type="spellStart"/>
             <w:r>
               <w:rPr>
                 <w:lang w:val="es-ES"/>
@@ -293,52 +246,584 @@
               </w:rPr>
               <w:t>és</w:t>
             </w:r>
-            <w:proofErr w:type="spellEnd"/>
-            <w:r>
-              <w:rPr>
-                <w:lang w:val="es-ES"/>
+            <w:r>
+              <w:rPr>
+                <w:lang w:val="es-ES"/>
+              </w:rPr>
+              <w:t>/ Katesian</w:t>
+            </w:r>
+          </w:p>
+        </w:tc>
+      </w:tr>
+      <w:tr>
+        <w:tc>
+          <w:tcPr>
+            <w:tcW w:w="2765" w:type="dxa"/>
+          </w:tcPr>
+          <w:p>
+            <w:r>
+              <w:rPr>
+                <w:rFonts w:hint="eastAsia"/>
+              </w:rPr>
+              <w:t>塞尔瑞</w:t>
+            </w:r>
+          </w:p>
+        </w:tc>
+        <w:tc>
+          <w:tcPr>
+            <w:tcW w:w="2765" w:type="dxa"/>
+          </w:tcPr>
+          <w:p>
+            <w:r>
+              <w:rPr>
+                <w:rFonts w:hint="eastAsia"/>
+              </w:rPr>
+              <w:t>Serrey</w:t>
+            </w:r>
+          </w:p>
+        </w:tc>
+        <w:tc>
+          <w:tcPr>
+            <w:tcW w:w="2766" w:type="dxa"/>
+          </w:tcPr>
+          <w:p>
+            <w:pPr>
+              <w:rPr>
+                <w:lang w:val="es-ES"/>
+              </w:rPr>
+            </w:pPr>
+            <w:r>
+              <w:rPr>
+                <w:lang w:val="es-ES"/>
+              </w:rPr>
+              <w:t>Seiley</w:t>
+            </w:r>
+            <w:r>
+              <w:rPr>
+                <w:lang w:val="es-ES"/>
+              </w:rPr>
+              <w:t>/ Seil</w:t>
+            </w:r>
+            <w:r>
+              <w:rPr>
+                <w:lang w:val="es-ES"/>
+              </w:rPr>
+              <w:t>eyan</w:t>
+            </w:r>
+          </w:p>
+        </w:tc>
+      </w:tr>
+      <w:tr>
+        <w:tc>
+          <w:tcPr>
+            <w:tcW w:w="2765" w:type="dxa"/>
+          </w:tcPr>
+          <w:p>
+            <w:r>
+              <w:rPr>
+                <w:rFonts w:hint="eastAsia"/>
+              </w:rPr>
+              <w:t>埃多拉</w:t>
+            </w:r>
+          </w:p>
+        </w:tc>
+        <w:tc>
+          <w:tcPr>
+            <w:tcW w:w="2765" w:type="dxa"/>
+          </w:tcPr>
+          <w:p>
+            <w:r>
+              <w:rPr>
+                <w:rFonts w:hint="eastAsia"/>
+              </w:rPr>
+              <w:t>Edora</w:t>
+            </w:r>
+          </w:p>
+        </w:tc>
+        <w:tc>
+          <w:tcPr>
+            <w:tcW w:w="2766" w:type="dxa"/>
+          </w:tcPr>
+          <w:p>
+            <w:pPr>
+              <w:rPr>
+                <w:lang w:val="es-ES"/>
+              </w:rPr>
+            </w:pPr>
+            <w:r>
+              <w:rPr>
+                <w:lang w:val="es-ES"/>
+              </w:rPr>
+              <w:t>Edola</w:t>
+            </w:r>
+            <w:r>
+              <w:rPr>
+                <w:lang w:val="es-ES"/>
+              </w:rPr>
+              <w:t>/ Edolian</w:t>
+            </w:r>
+          </w:p>
+        </w:tc>
+      </w:tr>
+      <w:tr>
+        <w:tc>
+          <w:tcPr>
+            <w:tcW w:w="2765" w:type="dxa"/>
+          </w:tcPr>
+          <w:p>
+            <w:r>
+              <w:rPr>
+                <w:rFonts w:hint="eastAsia"/>
+              </w:rPr>
+              <w:t>斯彼伯龙</w:t>
+            </w:r>
+          </w:p>
+        </w:tc>
+        <w:tc>
+          <w:tcPr>
+            <w:tcW w:w="2765" w:type="dxa"/>
+          </w:tcPr>
+          <w:p>
+            <w:r>
+              <w:rPr>
+                <w:rFonts w:hint="eastAsia"/>
+              </w:rPr>
+              <w:t>Spibellum</w:t>
+            </w:r>
+          </w:p>
+        </w:tc>
+        <w:tc>
+          <w:tcPr>
+            <w:tcW w:w="2766" w:type="dxa"/>
+          </w:tcPr>
+          <w:p>
+            <w:pPr>
+              <w:rPr>
+                <w:lang w:val="es-ES"/>
+              </w:rPr>
+            </w:pPr>
+            <w:r>
+              <w:rPr>
+                <w:lang w:val="es-ES"/>
+              </w:rPr>
+              <w:t>Spibellum</w:t>
+            </w:r>
+            <w:r>
+              <w:rPr>
+                <w:lang w:val="es-ES"/>
+              </w:rPr>
+              <w:t>/Spibellumian</w:t>
+            </w:r>
+          </w:p>
+        </w:tc>
+      </w:tr>
+      <w:tr>
+        <w:tc>
+          <w:tcPr>
+            <w:tcW w:w="2765" w:type="dxa"/>
+          </w:tcPr>
+          <w:p>
+            <w:r>
+              <w:rPr>
+                <w:rFonts w:hint="eastAsia"/>
+              </w:rPr>
+              <w:t>威尔迪亚</w:t>
+            </w:r>
+          </w:p>
+        </w:tc>
+        <w:tc>
+          <w:tcPr>
+            <w:tcW w:w="2765" w:type="dxa"/>
+          </w:tcPr>
+          <w:p>
+            <w:r>
+              <w:rPr>
+                <w:rFonts w:hint="eastAsia"/>
+              </w:rPr>
+              <w:t>Verdia</w:t>
+            </w:r>
+          </w:p>
+        </w:tc>
+        <w:tc>
+          <w:tcPr>
+            <w:tcW w:w="2766" w:type="dxa"/>
+          </w:tcPr>
+          <w:p>
+            <w:pPr>
+              <w:rPr>
+                <w:lang w:val="es-ES"/>
+              </w:rPr>
+            </w:pPr>
+            <w:r>
+              <w:rPr>
+                <w:lang w:val="es-ES"/>
+              </w:rPr>
+              <w:t>Verdiá/Verdian</w:t>
+            </w:r>
+          </w:p>
+        </w:tc>
+      </w:tr>
+      <w:tr>
+        <w:tc>
+          <w:tcPr>
+            <w:tcW w:w="2765" w:type="dxa"/>
+          </w:tcPr>
+          <w:p>
+            <w:r>
+              <w:rPr>
+                <w:rFonts w:hint="eastAsia"/>
+              </w:rPr>
+              <w:t>萨尔穆拉</w:t>
+            </w:r>
+          </w:p>
+        </w:tc>
+        <w:tc>
+          <w:tcPr>
+            <w:tcW w:w="2765" w:type="dxa"/>
+          </w:tcPr>
+          <w:p>
+            <w:r>
+              <w:rPr>
+                <w:rFonts w:hint="eastAsia"/>
+              </w:rPr>
+              <w:t>Salmura</w:t>
+            </w:r>
+          </w:p>
+        </w:tc>
+        <w:tc>
+          <w:tcPr>
+            <w:tcW w:w="2766" w:type="dxa"/>
+          </w:tcPr>
+          <w:p>
+            <w:pPr>
+              <w:rPr>
+                <w:lang w:val="es-ES"/>
+              </w:rPr>
+            </w:pPr>
+            <w:r>
+              <w:rPr>
+                <w:lang w:val="es-ES"/>
+              </w:rPr>
+              <w:t>Salmura</w:t>
+            </w:r>
+          </w:p>
+        </w:tc>
+      </w:tr>
+      <w:tr>
+        <w:tc>
+          <w:tcPr>
+            <w:tcW w:w="2765" w:type="dxa"/>
+          </w:tcPr>
+          <w:p>
+            <w:r>
+              <w:rPr>
+                <w:rFonts w:hint="eastAsia"/>
+              </w:rPr>
+              <w:t>蒙希因</w:t>
+            </w:r>
+          </w:p>
+        </w:tc>
+        <w:tc>
+          <w:tcPr>
+            <w:tcW w:w="2765" w:type="dxa"/>
+          </w:tcPr>
+          <w:p>
+            <w:r>
+              <w:rPr>
+                <w:rFonts w:hint="eastAsia"/>
+              </w:rPr>
+              <w:t>Mochein</w:t>
+            </w:r>
+          </w:p>
+        </w:tc>
+        <w:tc>
+          <w:tcPr>
+            <w:tcW w:w="2766" w:type="dxa"/>
+          </w:tcPr>
+          <w:p>
+            <w:pPr>
+              <w:rPr>
+                <w:lang w:val="es-ES"/>
+              </w:rPr>
+            </w:pPr>
+            <w:r>
+              <w:rPr>
+                <w:lang w:val="es-ES"/>
+              </w:rPr>
+              <w:t>Moschin</w:t>
+            </w:r>
+          </w:p>
+        </w:tc>
+      </w:tr>
+      <w:tr>
+        <w:tc>
+          <w:tcPr>
+            <w:tcW w:w="2765" w:type="dxa"/>
+          </w:tcPr>
+          <w:p>
+            <w:r>
+              <w:rPr>
+                <w:rFonts w:hint="eastAsia"/>
+              </w:rPr>
+              <w:t>帕答答</w:t>
+            </w:r>
+          </w:p>
+        </w:tc>
+        <w:tc>
+          <w:tcPr>
+            <w:tcW w:w="2765" w:type="dxa"/>
+          </w:tcPr>
+          <w:p>
+            <w:r>
+              <w:rPr>
+                <w:rFonts w:hint="eastAsia"/>
+              </w:rPr>
+              <w:t>Padada</w:t>
+            </w:r>
+          </w:p>
+        </w:tc>
+        <w:tc>
+          <w:tcPr>
+            <w:tcW w:w="2766" w:type="dxa"/>
+          </w:tcPr>
+          <w:p/>
+        </w:tc>
+      </w:tr>
+      <w:tr>
+        <w:tc>
+          <w:tcPr>
+            <w:tcW w:w="2765" w:type="dxa"/>
+          </w:tcPr>
+          <w:p>
+            <w:r>
+              <w:rPr>
+                <w:rFonts w:hint="eastAsia"/>
+              </w:rPr>
+              <w:t>梅拉果/圣神果/圣梅拉果</w:t>
+            </w:r>
+          </w:p>
+        </w:tc>
+        <w:tc>
+          <w:tcPr>
+            <w:tcW w:w="2765" w:type="dxa"/>
+          </w:tcPr>
+          <w:p>
+            <w:r>
+              <w:rPr>
+                <w:rFonts w:hint="eastAsia"/>
+              </w:rPr>
+              <w:t>Merragott</w:t>
+            </w:r>
+          </w:p>
+        </w:tc>
+        <w:tc>
+          <w:tcPr>
+            <w:tcW w:w="2766" w:type="dxa"/>
+          </w:tcPr>
+          <w:p/>
+        </w:tc>
+      </w:tr>
+      <w:tr>
+        <w:tc>
+          <w:tcPr>
+            <w:tcW w:w="2765" w:type="dxa"/>
+          </w:tcPr>
+          <w:p>
+            <w:r>
+              <w:rPr>
+                <w:rFonts w:hint="eastAsia"/>
+              </w:rPr>
+              <w:t>橄榄</w:t>
+            </w:r>
+          </w:p>
+        </w:tc>
+        <w:tc>
+          <w:tcPr>
+            <w:tcW w:w="2765" w:type="dxa"/>
+          </w:tcPr>
+          <w:p/>
+        </w:tc>
+        <w:tc>
+          <w:tcPr>
+            <w:tcW w:w="2766" w:type="dxa"/>
+          </w:tcPr>
+          <w:p>
+            <w:pPr>
+              <w:rPr>
+                <w:lang w:val="es-ES"/>
+              </w:rPr>
+            </w:pPr>
+            <w:r>
+              <w:rPr>
+                <w:lang w:val="es-ES"/>
+              </w:rPr>
+              <w:t>Oliv</w:t>
+            </w:r>
+            <w:r>
+              <w:rPr>
+                <w:lang w:val="es-ES"/>
+              </w:rPr>
+              <w:t>o</w:t>
+            </w:r>
+          </w:p>
+        </w:tc>
+      </w:tr>
+      <w:tr>
+        <w:tc>
+          <w:tcPr>
+            <w:tcW w:w="2765" w:type="dxa"/>
+          </w:tcPr>
+          <w:p>
+            <w:r>
+              <w:rPr>
+                <w:rFonts w:hint="eastAsia"/>
+              </w:rPr>
+              <w:t>西瓜</w:t>
+            </w:r>
+          </w:p>
+        </w:tc>
+        <w:tc>
+          <w:tcPr>
+            <w:tcW w:w="2765" w:type="dxa"/>
+          </w:tcPr>
+          <w:p/>
+        </w:tc>
+        <w:tc>
+          <w:tcPr>
+            <w:tcW w:w="2766" w:type="dxa"/>
+          </w:tcPr>
+          <w:p>
+            <w:pPr>
+              <w:rPr>
+                <w:lang w:val="es-ES"/>
+              </w:rPr>
+            </w:pPr>
+            <w:r>
+              <w:rPr>
+                <w:lang w:val="es-ES"/>
+              </w:rPr>
+              <w:t>Aqua</w:t>
+            </w:r>
+            <w:r>
+              <w:rPr>
+                <w:lang w:val="es-ES"/>
+              </w:rPr>
+              <w:t>m</w:t>
+            </w:r>
+            <w:r>
+              <w:rPr>
+                <w:lang w:val="es-ES"/>
+              </w:rPr>
+              <w:t>aln</w:t>
+            </w:r>
+          </w:p>
+        </w:tc>
+      </w:tr>
+      <w:tr>
+        <w:tc>
+          <w:tcPr>
+            <w:tcW w:w="2765" w:type="dxa"/>
+          </w:tcPr>
+          <w:p>
+            <w:r>
+              <w:rPr>
+                <w:rFonts w:hint="eastAsia"/>
+              </w:rPr>
+              <w:t>葡萄</w:t>
+            </w:r>
+            <w:r>
+              <w:rPr>
+                <w:rFonts w:hint="eastAsia"/>
+              </w:rPr>
+              <w:t>/葡萄酒</w:t>
+            </w:r>
+          </w:p>
+        </w:tc>
+        <w:tc>
+          <w:tcPr>
+            <w:tcW w:w="2765" w:type="dxa"/>
+          </w:tcPr>
+          <w:p>
+            <w:r>
+              <w:rPr>
+                <w:rFonts w:hint="eastAsia"/>
+              </w:rPr>
+              <w:t>来自维语/酒 vinum</w:t>
+            </w:r>
+          </w:p>
+        </w:tc>
+        <w:tc>
+          <w:tcPr>
+            <w:tcW w:w="2766" w:type="dxa"/>
+          </w:tcPr>
+          <w:p>
+            <w:r>
+              <w:t>Ö</w:t>
+            </w:r>
+            <w:r>
+              <w:t>sun</w:t>
+            </w:r>
+            <w:r>
+              <w:rPr>
+                <w:rFonts w:hint="eastAsia"/>
               </w:rPr>
               <w:t xml:space="preserve">/ </w:t>
             </w:r>
-            <w:proofErr w:type="spellStart"/>
-            <w:r>
-              <w:rPr>
-                <w:lang w:val="es-ES"/>
-              </w:rPr>
-              <w:t>Katesian</w:t>
-            </w:r>
-            <w:proofErr w:type="spellEnd"/>
-          </w:p>
-        </w:tc>
-      </w:tr>
-      <w:tr>
-        <w:tc>
-          <w:tcPr>
-            <w:tcW w:w="2765" w:type="dxa"/>
-          </w:tcPr>
-          <w:p>
-            <w:r>
-              <w:rPr>
-                <w:rFonts w:hint="eastAsia"/>
-              </w:rPr>
-              <w:t>塞尔瑞</w:t>
-            </w:r>
-          </w:p>
-        </w:tc>
-        <w:tc>
-          <w:tcPr>
-            <w:tcW w:w="2765" w:type="dxa"/>
-          </w:tcPr>
-          <w:p>
-            <w:proofErr w:type="spellStart"/>
-            <w:r>
-              <w:rPr>
-                <w:rFonts w:hint="eastAsia"/>
-              </w:rPr>
-              <w:t>Serrey</w:t>
-            </w:r>
-            <w:proofErr w:type="spellEnd"/>
-          </w:p>
+            <w:r>
+              <w:t>Ösuvin</w:t>
+            </w:r>
+            <w:r>
+              <w:t>-en</w:t>
+            </w:r>
+            <w:r>
+              <w:rPr>
+                <w:rFonts w:hint="eastAsia"/>
+              </w:rPr>
+              <w:t>（vd）</w:t>
+            </w:r>
+            <w:r>
+              <w:rPr>
+                <w:rFonts w:hint="eastAsia"/>
+              </w:rPr>
+              <w:t xml:space="preserve"> /</w:t>
+            </w:r>
+            <w:r>
+              <w:rPr>
+                <w:rFonts w:hint="eastAsia"/>
+              </w:rPr>
+              <w:t xml:space="preserve"> Vint（</w:t>
+            </w:r>
+            <w:r>
+              <w:rPr>
+                <w:rFonts w:hint="eastAsia"/>
+              </w:rPr>
+              <w:t>sp</w:t>
+            </w:r>
+            <w:r>
+              <w:rPr>
+                <w:rFonts w:hint="eastAsia"/>
+              </w:rPr>
+              <w:t>）</w:t>
+            </w:r>
+          </w:p>
+        </w:tc>
+      </w:tr>
+      <w:tr>
+        <w:tc>
+          <w:tcPr>
+            <w:tcW w:w="2765" w:type="dxa"/>
+          </w:tcPr>
+          <w:p>
+            <w:r>
+              <w:t>大蒜</w:t>
+            </w:r>
+          </w:p>
+        </w:tc>
+        <w:tc>
+          <w:tcPr>
+            <w:tcW w:w="2765" w:type="dxa"/>
+          </w:tcPr>
+          <w:p/>
         </w:tc>
         <w:tc>
           <w:tcPr>
@@ -350,675 +835,12 @@
                 <w:lang w:val="es-ES"/>
               </w:rPr>
             </w:pPr>
-            <w:proofErr w:type="spellStart"/>
-            <w:r>
-              <w:rPr>
-                <w:lang w:val="es-ES"/>
-              </w:rPr>
-              <w:t>Seiley</w:t>
-            </w:r>
-            <w:proofErr w:type="spellEnd"/>
-            <w:r>
-              <w:rPr>
-                <w:lang w:val="es-ES"/>
-              </w:rPr>
-              <w:t xml:space="preserve">/ </w:t>
-            </w:r>
-            <w:proofErr w:type="spellStart"/>
-            <w:r>
-              <w:rPr>
-                <w:lang w:val="es-ES"/>
-              </w:rPr>
-              <w:t>Seil</w:t>
-            </w:r>
-            <w:r>
-              <w:rPr>
-                <w:lang w:val="es-ES"/>
-              </w:rPr>
-              <w:t>eyan</w:t>
-            </w:r>
-            <w:proofErr w:type="spellEnd"/>
-          </w:p>
-        </w:tc>
-      </w:tr>
-      <w:tr>
-        <w:tc>
-          <w:tcPr>
-            <w:tcW w:w="2765" w:type="dxa"/>
-          </w:tcPr>
-          <w:p>
-            <w:r>
-              <w:rPr>
-                <w:rFonts w:hint="eastAsia"/>
-              </w:rPr>
-              <w:t>埃多拉</w:t>
-            </w:r>
-          </w:p>
-        </w:tc>
-        <w:tc>
-          <w:tcPr>
-            <w:tcW w:w="2765" w:type="dxa"/>
-          </w:tcPr>
-          <w:p>
-            <w:r>
-              <w:rPr>
-                <w:rFonts w:hint="eastAsia"/>
-              </w:rPr>
-              <w:t>Edora</w:t>
-            </w:r>
-          </w:p>
-        </w:tc>
-        <w:tc>
-          <w:tcPr>
-            <w:tcW w:w="2766" w:type="dxa"/>
-          </w:tcPr>
-          <w:p>
-            <w:pPr>
-              <w:rPr>
-                <w:lang w:val="es-ES"/>
-              </w:rPr>
-            </w:pPr>
-            <w:proofErr w:type="spellStart"/>
-            <w:r>
-              <w:rPr>
-                <w:lang w:val="es-ES"/>
-              </w:rPr>
-              <w:t>Edola</w:t>
-            </w:r>
-            <w:proofErr w:type="spellEnd"/>
-            <w:r>
-              <w:rPr>
-                <w:lang w:val="es-ES"/>
-              </w:rPr>
-              <w:t xml:space="preserve">/ </w:t>
-            </w:r>
-            <w:proofErr w:type="spellStart"/>
-            <w:r>
-              <w:rPr>
-                <w:lang w:val="es-ES"/>
-              </w:rPr>
-              <w:t>Edolian</w:t>
-            </w:r>
-            <w:proofErr w:type="spellEnd"/>
-          </w:p>
-        </w:tc>
-      </w:tr>
-      <w:tr>
-        <w:tc>
-          <w:tcPr>
-            <w:tcW w:w="2765" w:type="dxa"/>
-          </w:tcPr>
-          <w:p>
-            <w:proofErr w:type="gramStart"/>
-            <w:r>
-              <w:rPr>
-                <w:rFonts w:hint="eastAsia"/>
-              </w:rPr>
-              <w:t>斯彼伯</w:t>
-            </w:r>
-            <w:proofErr w:type="gramEnd"/>
-            <w:r>
-              <w:rPr>
-                <w:rFonts w:hint="eastAsia"/>
-              </w:rPr>
-              <w:t>龙</w:t>
-            </w:r>
-          </w:p>
-        </w:tc>
-        <w:tc>
-          <w:tcPr>
-            <w:tcW w:w="2765" w:type="dxa"/>
-          </w:tcPr>
-          <w:p>
-            <w:proofErr w:type="spellStart"/>
-            <w:r>
-              <w:rPr>
-                <w:rFonts w:hint="eastAsia"/>
-              </w:rPr>
-              <w:t>Spibellum</w:t>
-            </w:r>
-            <w:proofErr w:type="spellEnd"/>
-          </w:p>
-        </w:tc>
-        <w:tc>
-          <w:tcPr>
-            <w:tcW w:w="2766" w:type="dxa"/>
-          </w:tcPr>
-          <w:p>
-            <w:pPr>
-              <w:rPr>
-                <w:lang w:val="es-ES"/>
-              </w:rPr>
-            </w:pPr>
-            <w:proofErr w:type="spellStart"/>
-            <w:r>
-              <w:rPr>
-                <w:lang w:val="es-ES"/>
-              </w:rPr>
-              <w:t>Spibellum</w:t>
-            </w:r>
-            <w:proofErr w:type="spellEnd"/>
-            <w:r>
-              <w:rPr>
-                <w:lang w:val="es-ES"/>
-              </w:rPr>
-              <w:t>/</w:t>
-            </w:r>
-            <w:proofErr w:type="spellStart"/>
-            <w:r>
-              <w:rPr>
-                <w:lang w:val="es-ES"/>
-              </w:rPr>
-              <w:t>Spibellumian</w:t>
-            </w:r>
-            <w:proofErr w:type="spellEnd"/>
-          </w:p>
-        </w:tc>
-      </w:tr>
-      <w:tr>
-        <w:tc>
-          <w:tcPr>
-            <w:tcW w:w="2765" w:type="dxa"/>
-          </w:tcPr>
-          <w:p>
-            <w:r>
-              <w:rPr>
-                <w:rFonts w:hint="eastAsia"/>
-              </w:rPr>
-              <w:t>威尔迪亚</w:t>
-            </w:r>
-          </w:p>
-        </w:tc>
-        <w:tc>
-          <w:tcPr>
-            <w:tcW w:w="2765" w:type="dxa"/>
-          </w:tcPr>
-          <w:p>
-            <w:r>
-              <w:rPr>
-                <w:rFonts w:hint="eastAsia"/>
-              </w:rPr>
-              <w:t>Verdia</w:t>
-            </w:r>
-          </w:p>
-        </w:tc>
-        <w:tc>
-          <w:tcPr>
-            <w:tcW w:w="2766" w:type="dxa"/>
-          </w:tcPr>
-          <w:p>
-            <w:pPr>
-              <w:rPr>
-                <w:lang w:val="es-ES"/>
-              </w:rPr>
-            </w:pPr>
-            <w:proofErr w:type="spellStart"/>
-            <w:r>
-              <w:rPr>
-                <w:lang w:val="es-ES"/>
-              </w:rPr>
-              <w:t>Verdiá</w:t>
-            </w:r>
-            <w:proofErr w:type="spellEnd"/>
-            <w:r>
-              <w:rPr>
-                <w:lang w:val="es-ES"/>
-              </w:rPr>
-              <w:t>/</w:t>
-            </w:r>
-            <w:proofErr w:type="spellStart"/>
-            <w:r>
-              <w:rPr>
-                <w:lang w:val="es-ES"/>
-              </w:rPr>
-              <w:t>Verdian</w:t>
-            </w:r>
-            <w:proofErr w:type="spellEnd"/>
-          </w:p>
-        </w:tc>
-      </w:tr>
-      <w:tr>
-        <w:tc>
-          <w:tcPr>
-            <w:tcW w:w="2765" w:type="dxa"/>
-          </w:tcPr>
-          <w:p>
-            <w:r>
-              <w:rPr>
-                <w:rFonts w:hint="eastAsia"/>
-              </w:rPr>
-              <w:t>萨尔穆拉</w:t>
-            </w:r>
-          </w:p>
-        </w:tc>
-        <w:tc>
-          <w:tcPr>
-            <w:tcW w:w="2765" w:type="dxa"/>
-          </w:tcPr>
-          <w:p>
-            <w:proofErr w:type="spellStart"/>
-            <w:r>
-              <w:rPr>
-                <w:rFonts w:hint="eastAsia"/>
-              </w:rPr>
-              <w:t>Salmura</w:t>
-            </w:r>
-            <w:proofErr w:type="spellEnd"/>
-          </w:p>
-        </w:tc>
-        <w:tc>
-          <w:tcPr>
-            <w:tcW w:w="2766" w:type="dxa"/>
-          </w:tcPr>
-          <w:p>
-            <w:pPr>
-              <w:rPr>
-                <w:lang w:val="es-ES"/>
-              </w:rPr>
-            </w:pPr>
-            <w:proofErr w:type="spellStart"/>
-            <w:r>
-              <w:rPr>
-                <w:lang w:val="es-ES"/>
-              </w:rPr>
-              <w:t>Salmura</w:t>
-            </w:r>
-            <w:proofErr w:type="spellEnd"/>
-          </w:p>
-        </w:tc>
-      </w:tr>
-      <w:tr>
-        <w:tc>
-          <w:tcPr>
-            <w:tcW w:w="2765" w:type="dxa"/>
-          </w:tcPr>
-          <w:p>
-            <w:proofErr w:type="gramStart"/>
-            <w:r>
-              <w:rPr>
-                <w:rFonts w:hint="eastAsia"/>
-              </w:rPr>
-              <w:t>蒙希因</w:t>
-            </w:r>
-            <w:proofErr w:type="gramEnd"/>
-          </w:p>
-        </w:tc>
-        <w:tc>
-          <w:tcPr>
-            <w:tcW w:w="2765" w:type="dxa"/>
-          </w:tcPr>
-          <w:p>
-            <w:proofErr w:type="spellStart"/>
-            <w:r>
-              <w:rPr>
-                <w:rFonts w:hint="eastAsia"/>
-              </w:rPr>
-              <w:t>Mochein</w:t>
-            </w:r>
-            <w:proofErr w:type="spellEnd"/>
-          </w:p>
-        </w:tc>
-        <w:tc>
-          <w:tcPr>
-            <w:tcW w:w="2766" w:type="dxa"/>
-          </w:tcPr>
-          <w:p>
-            <w:pPr>
-              <w:rPr>
-                <w:lang w:val="es-ES"/>
-              </w:rPr>
-            </w:pPr>
-            <w:proofErr w:type="spellStart"/>
-            <w:r>
-              <w:rPr>
-                <w:lang w:val="es-ES"/>
-              </w:rPr>
-              <w:t>Moschin</w:t>
-            </w:r>
-            <w:proofErr w:type="spellEnd"/>
-          </w:p>
-        </w:tc>
-      </w:tr>
-      <w:tr>
-        <w:tc>
-          <w:tcPr>
-            <w:tcW w:w="2765" w:type="dxa"/>
-          </w:tcPr>
-          <w:p>
-            <w:r>
-              <w:rPr>
-                <w:rFonts w:hint="eastAsia"/>
-              </w:rPr>
-              <w:t>帕答</w:t>
-            </w:r>
-            <w:proofErr w:type="gramStart"/>
-            <w:r>
-              <w:rPr>
-                <w:rFonts w:hint="eastAsia"/>
-              </w:rPr>
-              <w:t>答</w:t>
-            </w:r>
-            <w:proofErr w:type="gramEnd"/>
-          </w:p>
-        </w:tc>
-        <w:tc>
-          <w:tcPr>
-            <w:tcW w:w="2765" w:type="dxa"/>
-          </w:tcPr>
-          <w:p>
-            <w:proofErr w:type="spellStart"/>
-            <w:r>
-              <w:rPr>
-                <w:rFonts w:hint="eastAsia"/>
-              </w:rPr>
-              <w:t>Padada</w:t>
-            </w:r>
-            <w:proofErr w:type="spellEnd"/>
-          </w:p>
-        </w:tc>
-        <w:tc>
-          <w:tcPr>
-            <w:tcW w:w="2766" w:type="dxa"/>
-          </w:tcPr>
-          <w:p/>
-        </w:tc>
-      </w:tr>
-      <w:tr>
-        <w:tc>
-          <w:tcPr>
-            <w:tcW w:w="2765" w:type="dxa"/>
-          </w:tcPr>
-          <w:p>
-            <w:r>
-              <w:rPr>
-                <w:rFonts w:hint="eastAsia"/>
-              </w:rPr>
-              <w:t>梅拉果/圣神果/</w:t>
-            </w:r>
-            <w:proofErr w:type="gramStart"/>
-            <w:r>
-              <w:rPr>
-                <w:rFonts w:hint="eastAsia"/>
-              </w:rPr>
-              <w:t>圣梅拉果</w:t>
-            </w:r>
-            <w:proofErr w:type="gramEnd"/>
-          </w:p>
-        </w:tc>
-        <w:tc>
-          <w:tcPr>
-            <w:tcW w:w="2765" w:type="dxa"/>
-          </w:tcPr>
-          <w:p>
-            <w:proofErr w:type="spellStart"/>
-            <w:r>
-              <w:rPr>
-                <w:rFonts w:hint="eastAsia"/>
-              </w:rPr>
-              <w:t>Merragott</w:t>
-            </w:r>
-            <w:proofErr w:type="spellEnd"/>
-          </w:p>
-        </w:tc>
-        <w:tc>
-          <w:tcPr>
-            <w:tcW w:w="2766" w:type="dxa"/>
-          </w:tcPr>
-          <w:p/>
-        </w:tc>
-      </w:tr>
-      <w:tr>
-        <w:tc>
-          <w:tcPr>
-            <w:tcW w:w="2765" w:type="dxa"/>
-          </w:tcPr>
-          <w:p>
-            <w:r>
-              <w:rPr>
-                <w:rFonts w:hint="eastAsia"/>
-              </w:rPr>
-              <w:t>橄榄</w:t>
-            </w:r>
-          </w:p>
-        </w:tc>
-        <w:tc>
-          <w:tcPr>
-            <w:tcW w:w="2765" w:type="dxa"/>
-          </w:tcPr>
-          <w:p/>
-        </w:tc>
-        <w:tc>
-          <w:tcPr>
-            <w:tcW w:w="2766" w:type="dxa"/>
-          </w:tcPr>
-          <w:p>
-            <w:pPr>
-              <w:rPr>
-                <w:lang w:val="es-ES"/>
-              </w:rPr>
-            </w:pPr>
-            <w:r>
-              <w:rPr>
-                <w:lang w:val="es-ES"/>
-              </w:rPr>
-              <w:t>Oliv</w:t>
-            </w:r>
-            <w:r>
-              <w:rPr>
-                <w:lang w:val="es-ES"/>
-              </w:rPr>
-              <w:t>o</w:t>
-            </w:r>
-          </w:p>
-        </w:tc>
-      </w:tr>
-      <w:tr>
-        <w:tc>
-          <w:tcPr>
-            <w:tcW w:w="2765" w:type="dxa"/>
-          </w:tcPr>
-          <w:p>
-            <w:r>
-              <w:rPr>
-                <w:rFonts w:hint="eastAsia"/>
-              </w:rPr>
-              <w:t>西瓜</w:t>
-            </w:r>
-          </w:p>
-        </w:tc>
-        <w:tc>
-          <w:tcPr>
-            <w:tcW w:w="2765" w:type="dxa"/>
-          </w:tcPr>
-          <w:p/>
-        </w:tc>
-        <w:tc>
-          <w:tcPr>
-            <w:tcW w:w="2766" w:type="dxa"/>
-          </w:tcPr>
-          <w:p>
-            <w:pPr>
-              <w:rPr>
-                <w:lang w:val="es-ES"/>
-              </w:rPr>
-            </w:pPr>
-            <w:proofErr w:type="spellStart"/>
-            <w:r>
-              <w:rPr>
-                <w:lang w:val="es-ES"/>
-              </w:rPr>
-              <w:t>Aqua</w:t>
-            </w:r>
-            <w:r>
-              <w:rPr>
-                <w:lang w:val="es-ES"/>
-              </w:rPr>
-              <w:t>m</w:t>
-            </w:r>
-            <w:r>
-              <w:rPr>
-                <w:lang w:val="es-ES"/>
-              </w:rPr>
-              <w:t>aln</w:t>
-            </w:r>
-            <w:proofErr w:type="spellEnd"/>
-          </w:p>
-        </w:tc>
-      </w:tr>
-      <w:tr>
-        <w:tc>
-          <w:tcPr>
-            <w:tcW w:w="2765" w:type="dxa"/>
-          </w:tcPr>
-          <w:p>
-            <w:r>
-              <w:rPr>
-                <w:rFonts w:hint="eastAsia"/>
-              </w:rPr>
-              <w:t>葡萄</w:t>
-            </w:r>
-            <w:r>
-              <w:rPr>
-                <w:rFonts w:hint="eastAsia"/>
-              </w:rPr>
-              <w:t>/葡萄酒</w:t>
-            </w:r>
-          </w:p>
-        </w:tc>
-        <w:tc>
-          <w:tcPr>
-            <w:tcW w:w="2765" w:type="dxa"/>
-          </w:tcPr>
-          <w:p>
-            <w:pPr>
-              <w:rPr>
-                <w:rFonts w:hint="eastAsia"/>
-              </w:rPr>
-            </w:pPr>
-            <w:r>
-              <w:rPr>
-                <w:rFonts w:hint="eastAsia"/>
-              </w:rPr>
-              <w:t>来自维语/酒 vinum</w:t>
-            </w:r>
-          </w:p>
-        </w:tc>
-        <w:tc>
-          <w:tcPr>
-            <w:tcW w:w="2766" w:type="dxa"/>
-          </w:tcPr>
-          <w:p>
-            <w:pPr>
-              <w:rPr>
-                <w:rFonts w:hint="eastAsia"/>
-              </w:rPr>
-            </w:pPr>
-            <w:proofErr w:type="spellStart"/>
-            <w:r>
-              <w:t>Ö</w:t>
-            </w:r>
-            <w:r>
-              <w:t>sun</w:t>
-            </w:r>
-            <w:proofErr w:type="spellEnd"/>
-            <w:r>
-              <w:rPr>
-                <w:rFonts w:hint="eastAsia"/>
-              </w:rPr>
-              <w:t xml:space="preserve">/ </w:t>
-            </w:r>
-            <w:proofErr w:type="spellStart"/>
-            <w:r>
-              <w:t>Ösuvin</w:t>
-            </w:r>
-            <w:r>
-              <w:t>-en</w:t>
-            </w:r>
-            <w:proofErr w:type="spellEnd"/>
-            <w:r>
-              <w:rPr>
-                <w:rFonts w:hint="eastAsia"/>
-              </w:rPr>
-              <w:t>（</w:t>
-            </w:r>
-            <w:proofErr w:type="spellStart"/>
-            <w:r>
-              <w:rPr>
-                <w:rFonts w:hint="eastAsia"/>
-              </w:rPr>
-              <w:t>vd</w:t>
-            </w:r>
-            <w:proofErr w:type="spellEnd"/>
-            <w:r>
-              <w:rPr>
-                <w:rFonts w:hint="eastAsia"/>
-              </w:rPr>
-              <w:t>）</w:t>
-            </w:r>
-            <w:r>
-              <w:rPr>
-                <w:rFonts w:hint="eastAsia"/>
-              </w:rPr>
-              <w:t xml:space="preserve"> /</w:t>
-            </w:r>
-            <w:r>
-              <w:rPr>
-                <w:rFonts w:hint="eastAsia"/>
-              </w:rPr>
-              <w:t xml:space="preserve"> Vint（</w:t>
-            </w:r>
-            <w:proofErr w:type="spellStart"/>
-            <w:r>
-              <w:rPr>
-                <w:rFonts w:hint="eastAsia"/>
-              </w:rPr>
-              <w:t>sp</w:t>
-            </w:r>
-            <w:proofErr w:type="spellEnd"/>
-            <w:r>
-              <w:rPr>
-                <w:rFonts w:hint="eastAsia"/>
-              </w:rPr>
-              <w:t>）</w:t>
-            </w:r>
-          </w:p>
-        </w:tc>
-      </w:tr>
-      <w:tr>
-        <w:tc>
-          <w:tcPr>
-            <w:tcW w:w="2765" w:type="dxa"/>
-          </w:tcPr>
-          <w:p>
-            <w:r>
-              <w:t>大蒜</w:t>
-            </w:r>
-          </w:p>
-        </w:tc>
-        <w:tc>
-          <w:tcPr>
-            <w:tcW w:w="2765" w:type="dxa"/>
-          </w:tcPr>
-          <w:p/>
-        </w:tc>
-        <w:tc>
-          <w:tcPr>
-            <w:tcW w:w="2766" w:type="dxa"/>
-          </w:tcPr>
-          <w:p>
-            <w:pPr>
-              <w:rPr>
-                <w:lang w:val="es-ES"/>
-              </w:rPr>
-            </w:pPr>
-            <w:proofErr w:type="spellStart"/>
             <w:r>
               <w:rPr>
                 <w:lang w:val="es-ES"/>
               </w:rPr>
               <w:t>Allium</w:t>
             </w:r>
-            <w:proofErr w:type="spellEnd"/>
           </w:p>
         </w:tc>
       </w:tr>
@@ -1109,16 +931,47 @@
               <w:rPr>
                 <w:lang w:val="en-GB"/>
               </w:rPr>
-              <w:t xml:space="preserve">Porrum </w:t>
-            </w:r>
-            <w:proofErr w:type="spellStart"/>
-            <w:r>
+              <w:t>Porrum larju</w:t>
+            </w:r>
+          </w:p>
+        </w:tc>
+      </w:tr>
+      <w:tr>
+        <w:tc>
+          <w:tcPr>
+            <w:tcW w:w="2760" w:type="dxa"/>
+          </w:tcPr>
+          <w:p>
+            <w:r>
+              <w:rPr>
+                <w:rFonts w:hint="eastAsia"/>
+              </w:rPr>
+              <w:t>卷心菜</w:t>
+            </w:r>
+          </w:p>
+        </w:tc>
+        <w:tc>
+          <w:tcPr>
+            <w:tcW w:w="2760" w:type="dxa"/>
+          </w:tcPr>
+          <w:p/>
+        </w:tc>
+        <w:tc>
+          <w:tcPr>
+            <w:tcW w:w="2760" w:type="dxa"/>
+          </w:tcPr>
+          <w:p>
+            <w:pPr>
               <w:rPr>
                 <w:lang w:val="en-GB"/>
               </w:rPr>
-              <w:t>larju</w:t>
-            </w:r>
-            <w:proofErr w:type="spellEnd"/>
+            </w:pPr>
+            <w:r>
+              <w:rPr>
+                <w:lang w:val="en-GB"/>
+              </w:rPr>
+              <w:t>Colscha</w:t>
+            </w:r>
           </w:p>
         </w:tc>
       </w:tr>
@@ -1132,7 +985,7 @@
               <w:rPr>
                 <w:rFonts w:hint="eastAsia"/>
               </w:rPr>
-              <w:t>卷心菜</w:t>
+              <w:t>莴苣</w:t>
             </w:r>
           </w:p>
         </w:tc>
@@ -1152,14 +1005,12 @@
                 <w:lang w:val="en-GB"/>
               </w:rPr>
             </w:pPr>
-            <w:proofErr w:type="spellStart"/>
             <w:r>
               <w:rPr>
                 <w:lang w:val="en-GB"/>
               </w:rPr>
-              <w:t>Colscha</w:t>
-            </w:r>
-            <w:proofErr w:type="spellEnd"/>
+              <w:t>Sativa</w:t>
+            </w:r>
           </w:p>
         </w:tc>
       </w:tr>
@@ -1173,7 +1024,7 @@
               <w:rPr>
                 <w:rFonts w:hint="eastAsia"/>
               </w:rPr>
-              <w:t>莴苣</w:t>
+              <w:t>芜菁</w:t>
             </w:r>
           </w:p>
         </w:tc>
@@ -1197,7 +1048,7 @@
               <w:rPr>
                 <w:lang w:val="en-GB"/>
               </w:rPr>
-              <w:t>Sativa</w:t>
+              <w:t>Rrapa</w:t>
             </w:r>
           </w:p>
         </w:tc>
@@ -1212,7 +1063,7 @@
               <w:rPr>
                 <w:rFonts w:hint="eastAsia"/>
               </w:rPr>
-              <w:t>芜菁</w:t>
+              <w:t>防风草</w:t>
             </w:r>
           </w:p>
         </w:tc>
@@ -1232,14 +1083,49 @@
                 <w:lang w:val="en-GB"/>
               </w:rPr>
             </w:pPr>
-            <w:proofErr w:type="spellStart"/>
             <w:r>
               <w:rPr>
                 <w:lang w:val="en-GB"/>
               </w:rPr>
-              <w:t>Rrapa</w:t>
-            </w:r>
-            <w:proofErr w:type="spellEnd"/>
+              <w:t>Pas</w:t>
+            </w:r>
+            <w:r>
+              <w:rPr>
+                <w:lang w:val="en-GB"/>
+              </w:rPr>
+              <w:t>n</w:t>
+            </w:r>
+            <w:r>
+              <w:rPr>
+                <w:lang w:val="en-GB"/>
+              </w:rPr>
+              <w:t>ai</w:t>
+            </w:r>
+            <w:r>
+              <w:rPr>
+                <w:lang w:val="en-GB"/>
+              </w:rPr>
+              <w:t>ya Pastina</w:t>
+            </w:r>
+            <w:r>
+              <w:rPr>
+                <w:lang w:val="en-GB"/>
+              </w:rPr>
+              <w:t>i</w:t>
+            </w:r>
+            <w:r>
+              <w:rPr>
+                <w:lang w:val="en-GB"/>
+              </w:rPr>
+              <w:t>ca</w:t>
+            </w:r>
+            <w:r>
+              <w:rPr>
+                <w:rFonts w:hint="eastAsia"/>
+                <w:lang w:val="en-GB"/>
+              </w:rPr>
+              <w:t>（工具</w:t>
+            </w:r>
           </w:p>
         </w:tc>
       </w:tr>
@@ -1253,7 +1139,7 @@
               <w:rPr>
                 <w:rFonts w:hint="eastAsia"/>
               </w:rPr>
-              <w:t>防风草</w:t>
+              <w:t>萝卜</w:t>
             </w:r>
           </w:p>
         </w:tc>
@@ -1270,67 +1156,26 @@
           <w:p>
             <w:pPr>
               <w:rPr>
-                <w:lang w:val="en-GB"/>
+                <w:lang w:val="es-ES"/>
               </w:rPr>
             </w:pPr>
-            <w:proofErr w:type="spellStart"/>
-            <w:r>
-              <w:rPr>
-                <w:lang w:val="en-GB"/>
-              </w:rPr>
-              <w:t>Pas</w:t>
-            </w:r>
-            <w:r>
-              <w:rPr>
-                <w:lang w:val="en-GB"/>
-              </w:rPr>
-              <w:t>n</w:t>
-            </w:r>
-            <w:r>
-              <w:rPr>
-                <w:lang w:val="en-GB"/>
-              </w:rPr>
-              <w:t>ai</w:t>
-            </w:r>
-            <w:r>
-              <w:rPr>
-                <w:lang w:val="en-GB"/>
-              </w:rPr>
-              <w:t>ya</w:t>
-            </w:r>
-            <w:proofErr w:type="spellEnd"/>
-            <w:r>
-              <w:rPr>
-                <w:lang w:val="en-GB"/>
+            <w:r>
+              <w:rPr>
+                <w:lang w:val="es-ES"/>
+              </w:rPr>
+              <w:t>Dogen</w:t>
+            </w:r>
+            <w:r>
+              <w:rPr>
+                <w:lang w:val="es-ES"/>
               </w:rPr>
               <w:t xml:space="preserve"> </w:t>
             </w:r>
-            <w:proofErr w:type="spellStart"/>
-            <w:r>
-              <w:rPr>
-                <w:lang w:val="en-GB"/>
-              </w:rPr>
-              <w:t>Pastina</w:t>
-            </w:r>
-            <w:r>
-              <w:rPr>
-                <w:lang w:val="en-GB"/>
-              </w:rPr>
-              <w:t>i</w:t>
-            </w:r>
-            <w:r>
-              <w:rPr>
-                <w:lang w:val="en-GB"/>
-              </w:rPr>
-              <w:t>ca</w:t>
-            </w:r>
-            <w:proofErr w:type="spellEnd"/>
-            <w:r>
-              <w:rPr>
-                <w:rFonts w:hint="eastAsia"/>
-                <w:lang w:val="en-GB"/>
-              </w:rPr>
-              <w:t>（工具</w:t>
+            <w:r>
+              <w:rPr>
+                <w:lang w:val="es-ES"/>
+              </w:rPr>
+              <w:t>Fictiroden Katoffeln</w:t>
             </w:r>
           </w:p>
         </w:tc>
@@ -1345,7 +1190,7 @@
               <w:rPr>
                 <w:rFonts w:hint="eastAsia"/>
               </w:rPr>
-              <w:t>萝卜</w:t>
+              <w:t>甜菜</w:t>
             </w:r>
           </w:p>
         </w:tc>
@@ -1365,42 +1210,18 @@
                 <w:lang w:val="es-ES"/>
               </w:rPr>
             </w:pPr>
-            <w:proofErr w:type="spellStart"/>
-            <w:r>
-              <w:rPr>
-                <w:lang w:val="es-ES"/>
-              </w:rPr>
-              <w:t>Dogen</w:t>
-            </w:r>
-            <w:proofErr w:type="spellEnd"/>
-            <w:r>
-              <w:rPr>
-                <w:lang w:val="es-ES"/>
-              </w:rPr>
-              <w:t xml:space="preserve"> </w:t>
-            </w:r>
-            <w:proofErr w:type="spellStart"/>
-            <w:r>
-              <w:rPr>
-                <w:lang w:val="es-ES"/>
-              </w:rPr>
-              <w:t>Fictiroden</w:t>
-            </w:r>
-            <w:proofErr w:type="spellEnd"/>
-            <w:r>
-              <w:rPr>
-                <w:lang w:val="es-ES"/>
-              </w:rPr>
-              <w:t xml:space="preserve"> </w:t>
-            </w:r>
-            <w:proofErr w:type="spellStart"/>
-            <w:r>
-              <w:rPr>
-                <w:lang w:val="es-ES"/>
-              </w:rPr>
-              <w:t>Katoffeln</w:t>
-            </w:r>
-            <w:proofErr w:type="spellEnd"/>
+            <w:r>
+              <w:rPr>
+                <w:lang w:val="es-ES"/>
+              </w:rPr>
+              <w:t>Schien</w:t>
+            </w:r>
+            <w:r>
+              <w:rPr>
+                <w:lang w:val="es-ES"/>
+              </w:rPr>
+              <w:t>hait</w:t>
+            </w:r>
           </w:p>
         </w:tc>
       </w:tr>
@@ -1414,7 +1235,7 @@
               <w:rPr>
                 <w:rFonts w:hint="eastAsia"/>
               </w:rPr>
-              <w:t>甜菜</w:t>
+              <w:t>葫芦</w:t>
             </w:r>
           </w:p>
         </w:tc>
@@ -1434,20 +1255,12 @@
                 <w:lang w:val="es-ES"/>
               </w:rPr>
             </w:pPr>
-            <w:proofErr w:type="spellStart"/>
-            <w:r>
-              <w:rPr>
-                <w:lang w:val="es-ES"/>
-              </w:rPr>
-              <w:t>Schien</w:t>
-            </w:r>
-            <w:r>
-              <w:rPr>
-                <w:lang w:val="es-ES"/>
-              </w:rPr>
-              <w:t>hait</w:t>
-            </w:r>
-            <w:proofErr w:type="spellEnd"/>
+            <w:r>
+              <w:rPr>
+                <w:lang w:val="es-ES"/>
+              </w:rPr>
+              <w:t>Cesirali</w:t>
+            </w:r>
           </w:p>
         </w:tc>
       </w:tr>
@@ -1458,10 +1271,7 @@
           </w:tcPr>
           <w:p>
             <w:r>
-              <w:rPr>
-                <w:rFonts w:hint="eastAsia"/>
-              </w:rPr>
-              <w:t>葫芦</w:t>
+              <w:t>瓠瓜</w:t>
             </w:r>
           </w:p>
         </w:tc>
@@ -1481,52 +1291,12 @@
                 <w:lang w:val="es-ES"/>
               </w:rPr>
             </w:pPr>
-            <w:proofErr w:type="spellStart"/>
-            <w:r>
-              <w:rPr>
-                <w:lang w:val="es-ES"/>
-              </w:rPr>
-              <w:t>Cesirali</w:t>
-            </w:r>
-            <w:proofErr w:type="spellEnd"/>
-          </w:p>
-        </w:tc>
-      </w:tr>
-      <w:tr>
-        <w:tc>
-          <w:tcPr>
-            <w:tcW w:w="2760" w:type="dxa"/>
-          </w:tcPr>
-          <w:p>
-            <w:r>
-              <w:t>瓠瓜</w:t>
-            </w:r>
-          </w:p>
-        </w:tc>
-        <w:tc>
-          <w:tcPr>
-            <w:tcW w:w="2760" w:type="dxa"/>
-          </w:tcPr>
-          <w:p/>
-        </w:tc>
-        <w:tc>
-          <w:tcPr>
-            <w:tcW w:w="2760" w:type="dxa"/>
-          </w:tcPr>
-          <w:p>
-            <w:pPr>
-              <w:rPr>
-                <w:lang w:val="es-ES"/>
-              </w:rPr>
-            </w:pPr>
-            <w:proofErr w:type="spellStart"/>
             <w:r>
               <w:rPr>
                 <w:lang w:val="es-ES"/>
               </w:rPr>
               <w:t>Jaha</w:t>
             </w:r>
-            <w:proofErr w:type="spellEnd"/>
           </w:p>
         </w:tc>
       </w:tr>
@@ -1580,14 +1350,12 @@
                 <w:lang w:val="es-ES"/>
               </w:rPr>
             </w:pPr>
-            <w:proofErr w:type="spellStart"/>
             <w:r>
               <w:rPr>
                 <w:lang w:val="es-ES"/>
               </w:rPr>
               <w:t>Kukunus</w:t>
             </w:r>
-            <w:proofErr w:type="spellEnd"/>
           </w:p>
         </w:tc>
       </w:tr>
@@ -1627,14 +1395,12 @@
                 <w:lang w:val="es-ES"/>
               </w:rPr>
             </w:pPr>
-            <w:proofErr w:type="spellStart"/>
             <w:r>
               <w:rPr>
                 <w:lang w:val="es-ES"/>
               </w:rPr>
               <w:t>Agupañas</w:t>
             </w:r>
-            <w:proofErr w:type="spellEnd"/>
           </w:p>
         </w:tc>
       </w:tr>
@@ -1668,14 +1434,12 @@
                 <w:lang w:val="es-ES"/>
               </w:rPr>
             </w:pPr>
-            <w:proofErr w:type="spellStart"/>
             <w:r>
               <w:rPr>
                 <w:lang w:val="es-ES"/>
               </w:rPr>
               <w:t>Örsu</w:t>
             </w:r>
-            <w:proofErr w:type="spellEnd"/>
           </w:p>
         </w:tc>
       </w:tr>
@@ -1709,14 +1473,12 @@
                 <w:lang w:val="es-ES"/>
               </w:rPr>
             </w:pPr>
-            <w:proofErr w:type="spellStart"/>
             <w:r>
               <w:rPr>
                 <w:lang w:val="es-ES"/>
               </w:rPr>
               <w:t>Polén</w:t>
             </w:r>
-            <w:proofErr w:type="spellEnd"/>
           </w:p>
         </w:tc>
       </w:tr>
@@ -1755,14 +1517,12 @@
                 <w:lang w:val="es-ES"/>
               </w:rPr>
             </w:pPr>
-            <w:proofErr w:type="spellStart"/>
             <w:r>
               <w:rPr>
                 <w:lang w:val="es-ES"/>
               </w:rPr>
               <w:t>kún</w:t>
             </w:r>
-            <w:proofErr w:type="spellEnd"/>
           </w:p>
         </w:tc>
       </w:tr>
@@ -1809,14 +1569,12 @@
               </w:rPr>
               <w:t>-</w:t>
             </w:r>
-            <w:proofErr w:type="spellStart"/>
             <w:r>
               <w:rPr>
                 <w:lang w:val="es-ES"/>
               </w:rPr>
               <w:t>cth</w:t>
             </w:r>
-            <w:proofErr w:type="spellEnd"/>
           </w:p>
         </w:tc>
       </w:tr>
@@ -1850,19 +1608,11 @@
                 <w:lang w:val="es-ES"/>
               </w:rPr>
             </w:pPr>
-            <w:proofErr w:type="spellStart"/>
-            <w:r>
-              <w:rPr>
-                <w:lang w:val="es-ES"/>
-              </w:rPr>
-              <w:t>Due-cth</w:t>
-            </w:r>
-            <w:proofErr w:type="spellEnd"/>
-            <w:r>
-              <w:rPr>
-                <w:lang w:val="es-ES"/>
-              </w:rPr>
-              <w:t xml:space="preserve"> </w:t>
+            <w:r>
+              <w:rPr>
+                <w:lang w:val="es-ES"/>
+              </w:rPr>
+              <w:t xml:space="preserve">Due-cth </w:t>
             </w:r>
             <w:r>
               <w:rPr>
@@ -1899,14 +1649,12 @@
             <w:tcW w:w="2766" w:type="dxa"/>
           </w:tcPr>
           <w:p>
-            <w:proofErr w:type="spellStart"/>
             <w:r>
               <w:rPr>
                 <w:rFonts w:hint="eastAsia"/>
               </w:rPr>
               <w:t>Cituru</w:t>
             </w:r>
-            <w:proofErr w:type="spellEnd"/>
             <w:r>
               <w:rPr>
                 <w:rFonts w:hint="eastAsia"/>
@@ -1919,28 +1667,18 @@
               </w:rPr>
               <w:t>/</w:t>
             </w:r>
-            <w:proofErr w:type="spellStart"/>
-            <w:r>
-              <w:rPr>
-                <w:rFonts w:hint="eastAsia"/>
-              </w:rPr>
-              <w:t>Cituran</w:t>
-            </w:r>
-            <w:proofErr w:type="spellEnd"/>
-            <w:r>
-              <w:rPr>
-                <w:rFonts w:hint="eastAsia"/>
-              </w:rPr>
-              <w:t>桔色/</w:t>
-            </w:r>
-            <w:proofErr w:type="spellStart"/>
+            <w:r>
+              <w:rPr>
+                <w:rFonts w:hint="eastAsia"/>
+              </w:rPr>
+              <w:t>Cituran桔色/</w:t>
+            </w:r>
             <w:r>
               <w:rPr>
                 <w:rFonts w:hint="eastAsia"/>
               </w:rPr>
               <w:t>Pituru</w:t>
             </w:r>
-            <w:proofErr w:type="spellEnd"/>
             <w:r>
               <w:rPr>
                 <w:rFonts w:hint="eastAsia"/>
@@ -1951,16 +1689,8 @@
               <w:rPr>
                 <w:rFonts w:hint="eastAsia"/>
               </w:rPr>
-              <w:t xml:space="preserve">/ </w:t>
-            </w:r>
-            <w:proofErr w:type="spellStart"/>
-            <w:r>
-              <w:rPr>
-                <w:rFonts w:hint="eastAsia"/>
-              </w:rPr>
-              <w:t>Pituran</w:t>
-            </w:r>
-            <w:proofErr w:type="spellEnd"/>
+              <w:t>/ Pituran</w:t>
+            </w:r>
           </w:p>
         </w:tc>
       </w:tr>
@@ -2021,7 +1751,19 @@
               <w:rPr>
                 <w:rFonts w:hint="eastAsia"/>
               </w:rPr>
-              <w:t>Bire</w:t>
+              <w:t>Bir</w:t>
+            </w:r>
+            <w:r>
+              <w:rPr>
+                <w:rFonts w:hint="eastAsia"/>
+              </w:rPr>
+              <w:t>n</w:t>
+            </w:r>
+            <w:r>
+              <w:rPr>
+                <w:rFonts w:hint="eastAsia"/>
+              </w:rPr>
+              <w:t>e</w:t>
             </w:r>
           </w:p>
         </w:tc>
@@ -2072,20 +1814,12 @@
             <w:tcW w:w="2765" w:type="dxa"/>
           </w:tcPr>
           <w:p>
-            <w:proofErr w:type="gramStart"/>
             <w:r>
               <w:rPr>
                 <w:rFonts w:hint="eastAsia"/>
               </w:rPr>
               <w:lastRenderedPageBreak/>
-              <w:t>楂</w:t>
-            </w:r>
-            <w:proofErr w:type="gramEnd"/>
-            <w:r>
-              <w:rPr>
-                <w:rFonts w:hint="eastAsia"/>
-              </w:rPr>
-              <w:t>果/山楂</w:t>
+              <w:t>楂果/山楂</w:t>
             </w:r>
           </w:p>
         </w:tc>
@@ -2166,16 +1900,8 @@
               <w:rPr>
                 <w:rFonts w:hint="eastAsia"/>
               </w:rPr>
-              <w:t>昙花/</w:t>
-            </w:r>
-            <w:proofErr w:type="gramStart"/>
-            <w:r>
-              <w:rPr>
-                <w:rFonts w:hint="eastAsia"/>
-              </w:rPr>
-              <w:t>昙</w:t>
-            </w:r>
-            <w:proofErr w:type="gramEnd"/>
+              <w:t>昙花/昙</w:t>
+            </w:r>
           </w:p>
         </w:tc>
         <w:tc>
@@ -2252,16 +1978,8 @@
               <w:rPr>
                 <w:rFonts w:hint="eastAsia"/>
               </w:rPr>
-              <w:t>麻草/麻/</w:t>
-            </w:r>
-            <w:proofErr w:type="gramStart"/>
-            <w:r>
-              <w:rPr>
-                <w:rFonts w:hint="eastAsia"/>
-              </w:rPr>
-              <w:t>绳麻</w:t>
-            </w:r>
-            <w:proofErr w:type="gramEnd"/>
+              <w:t>麻草/麻/绳麻</w:t>
+            </w:r>
           </w:p>
         </w:tc>
         <w:tc>
@@ -2349,14 +2067,12 @@
             <w:tcW w:w="2765" w:type="dxa"/>
           </w:tcPr>
           <w:p>
-            <w:proofErr w:type="spellStart"/>
             <w:r>
               <w:rPr>
                 <w:rFonts w:hint="eastAsia"/>
               </w:rPr>
               <w:t>Kaffee</w:t>
             </w:r>
-            <w:proofErr w:type="spellEnd"/>
           </w:p>
         </w:tc>
         <w:tc>
@@ -2489,30 +2205,8 @@
               <w:rPr>
                 <w:rFonts w:hint="eastAsia"/>
               </w:rPr>
-              <w:t>丹</w:t>
-            </w:r>
-            <w:proofErr w:type="gramStart"/>
-            <w:r>
-              <w:rPr>
-                <w:rFonts w:hint="eastAsia"/>
-              </w:rPr>
-              <w:t>莎</w:t>
-            </w:r>
-            <w:proofErr w:type="gramEnd"/>
-            <w:r>
-              <w:rPr>
-                <w:rFonts w:hint="eastAsia"/>
-              </w:rPr>
-              <w:t>苇/丹</w:t>
-            </w:r>
-            <w:proofErr w:type="gramStart"/>
-            <w:r>
-              <w:rPr>
-                <w:rFonts w:hint="eastAsia"/>
-              </w:rPr>
-              <w:t>莎</w:t>
-            </w:r>
-            <w:proofErr w:type="gramEnd"/>
+              <w:t>丹莎苇/丹莎</w:t>
+            </w:r>
           </w:p>
         </w:tc>
         <w:tc>
@@ -2561,7 +2255,6 @@
             <w:tcW w:w="2765" w:type="dxa"/>
           </w:tcPr>
           <w:p>
-            <w:proofErr w:type="gramStart"/>
             <w:r>
               <w:rPr>
                 <w:rFonts w:ascii="Helvetica" w:hAnsi="Helvetica" w:cs="Helvetica"/>
@@ -2570,7 +2263,6 @@
               </w:rPr>
               <w:t>茛苕</w:t>
             </w:r>
-            <w:proofErr w:type="gramEnd"/>
           </w:p>
         </w:tc>
         <w:tc>
@@ -2637,14 +2329,12 @@
                 <w:lang w:val="es-ES"/>
               </w:rPr>
             </w:pPr>
-            <w:proofErr w:type="spellStart"/>
             <w:r>
               <w:rPr>
                 <w:lang w:val="es-ES"/>
               </w:rPr>
               <w:t>Lune</w:t>
             </w:r>
-            <w:proofErr w:type="spellEnd"/>
           </w:p>
         </w:tc>
         <w:tc>
@@ -2831,19 +2521,11 @@
             <w:tcW w:w="2765" w:type="dxa"/>
           </w:tcPr>
           <w:p>
-            <w:proofErr w:type="gramStart"/>
-            <w:r>
-              <w:rPr>
-                <w:rFonts w:hint="eastAsia"/>
-              </w:rPr>
-              <w:t>榉</w:t>
-            </w:r>
-            <w:proofErr w:type="gramEnd"/>
-            <w:r>
-              <w:rPr>
-                <w:rFonts w:hint="eastAsia"/>
-              </w:rPr>
-              <w:t>树</w:t>
+            <w:r>
+              <w:rPr>
+                <w:rFonts w:hint="eastAsia"/>
+              </w:rPr>
+              <w:t>榉树</w:t>
             </w:r>
           </w:p>
         </w:tc>
@@ -2951,86 +2633,62 @@
               <w:rPr>
                 <w:rFonts w:hint="eastAsia"/>
               </w:rPr>
-              <w:t>星光</w:t>
-            </w:r>
-            <w:proofErr w:type="gramStart"/>
-            <w:r>
-              <w:rPr>
-                <w:rFonts w:hint="eastAsia"/>
-              </w:rPr>
-              <w:t>昙</w:t>
-            </w:r>
-            <w:proofErr w:type="gramEnd"/>
-          </w:p>
-        </w:tc>
-        <w:tc>
-          <w:tcPr>
-            <w:tcW w:w="2765" w:type="dxa"/>
-          </w:tcPr>
-          <w:p/>
-        </w:tc>
-        <w:tc>
-          <w:tcPr>
-            <w:tcW w:w="2766" w:type="dxa"/>
-          </w:tcPr>
-          <w:p/>
-        </w:tc>
-      </w:tr>
-      <w:tr>
-        <w:tc>
-          <w:tcPr>
-            <w:tcW w:w="2765" w:type="dxa"/>
-          </w:tcPr>
-          <w:p>
-            <w:proofErr w:type="gramStart"/>
-            <w:r>
-              <w:rPr>
-                <w:rFonts w:hint="eastAsia"/>
-              </w:rPr>
-              <w:t>磐</w:t>
-            </w:r>
-            <w:proofErr w:type="gramEnd"/>
-            <w:r>
-              <w:rPr>
-                <w:rFonts w:hint="eastAsia"/>
-              </w:rPr>
-              <w:t>树</w:t>
-            </w:r>
-          </w:p>
-        </w:tc>
-        <w:tc>
-          <w:tcPr>
-            <w:tcW w:w="2765" w:type="dxa"/>
-          </w:tcPr>
-          <w:p/>
-        </w:tc>
-        <w:tc>
-          <w:tcPr>
-            <w:tcW w:w="2766" w:type="dxa"/>
-          </w:tcPr>
-          <w:p/>
-        </w:tc>
-      </w:tr>
-      <w:tr>
-        <w:tc>
-          <w:tcPr>
-            <w:tcW w:w="2765" w:type="dxa"/>
-          </w:tcPr>
-          <w:p>
-            <w:r>
-              <w:rPr>
-                <w:rFonts w:hint="eastAsia"/>
-              </w:rPr>
-              <w:t>双生草/</w:t>
-            </w:r>
-            <w:proofErr w:type="gramStart"/>
-            <w:r>
-              <w:rPr>
-                <w:rFonts w:hint="eastAsia"/>
-              </w:rPr>
-              <w:t>火环草</w:t>
-            </w:r>
-            <w:proofErr w:type="gramEnd"/>
+              <w:t>星光昙</w:t>
+            </w:r>
+          </w:p>
+        </w:tc>
+        <w:tc>
+          <w:tcPr>
+            <w:tcW w:w="2765" w:type="dxa"/>
+          </w:tcPr>
+          <w:p/>
+        </w:tc>
+        <w:tc>
+          <w:tcPr>
+            <w:tcW w:w="2766" w:type="dxa"/>
+          </w:tcPr>
+          <w:p/>
+        </w:tc>
+      </w:tr>
+      <w:tr>
+        <w:tc>
+          <w:tcPr>
+            <w:tcW w:w="2765" w:type="dxa"/>
+          </w:tcPr>
+          <w:p>
+            <w:r>
+              <w:rPr>
+                <w:rFonts w:hint="eastAsia"/>
+              </w:rPr>
+              <w:t>磐树</w:t>
+            </w:r>
+          </w:p>
+        </w:tc>
+        <w:tc>
+          <w:tcPr>
+            <w:tcW w:w="2765" w:type="dxa"/>
+          </w:tcPr>
+          <w:p/>
+        </w:tc>
+        <w:tc>
+          <w:tcPr>
+            <w:tcW w:w="2766" w:type="dxa"/>
+          </w:tcPr>
+          <w:p/>
+        </w:tc>
+      </w:tr>
+      <w:tr>
+        <w:tc>
+          <w:tcPr>
+            <w:tcW w:w="2765" w:type="dxa"/>
+          </w:tcPr>
+          <w:p>
+            <w:r>
+              <w:rPr>
+                <w:rFonts w:hint="eastAsia"/>
+              </w:rPr>
+              <w:t>双生草/火环草</w:t>
+            </w:r>
           </w:p>
         </w:tc>
         <w:tc>
@@ -3083,21 +2741,7 @@
               <w:rPr>
                 <w:rFonts w:hint="eastAsia"/>
               </w:rPr>
-              <w:t>昼</w:t>
-            </w:r>
-            <w:proofErr w:type="gramStart"/>
-            <w:r>
-              <w:rPr>
-                <w:rFonts w:hint="eastAsia"/>
-              </w:rPr>
-              <w:t>晦</w:t>
-            </w:r>
-            <w:proofErr w:type="gramEnd"/>
-            <w:r>
-              <w:rPr>
-                <w:rFonts w:hint="eastAsia"/>
-              </w:rPr>
-              <w:t>灯</w:t>
+              <w:t>昼晦灯</w:t>
             </w:r>
           </w:p>
         </w:tc>
@@ -3147,14 +2791,12 @@
             <w:tcW w:w="2765" w:type="dxa"/>
           </w:tcPr>
           <w:p>
-            <w:proofErr w:type="gramStart"/>
             <w:r>
               <w:rPr>
                 <w:rFonts w:hint="eastAsia"/>
               </w:rPr>
               <w:t>狂心草</w:t>
             </w:r>
-            <w:proofErr w:type="gramEnd"/>
           </w:p>
         </w:tc>
         <w:tc>
@@ -3230,43 +2872,39 @@
             <w:tcW w:w="2765" w:type="dxa"/>
           </w:tcPr>
           <w:p>
-            <w:proofErr w:type="gramStart"/>
             <w:r>
               <w:rPr>
                 <w:rFonts w:hint="eastAsia"/>
               </w:rPr>
               <w:t>藤吊果</w:t>
             </w:r>
-            <w:proofErr w:type="gramEnd"/>
-          </w:p>
-        </w:tc>
-        <w:tc>
-          <w:tcPr>
-            <w:tcW w:w="2765" w:type="dxa"/>
-          </w:tcPr>
-          <w:p/>
-        </w:tc>
-        <w:tc>
-          <w:tcPr>
-            <w:tcW w:w="2766" w:type="dxa"/>
-          </w:tcPr>
-          <w:p/>
-        </w:tc>
-      </w:tr>
-      <w:tr>
-        <w:tc>
-          <w:tcPr>
-            <w:tcW w:w="2765" w:type="dxa"/>
-          </w:tcPr>
-          <w:p>
-            <w:proofErr w:type="gramStart"/>
+          </w:p>
+        </w:tc>
+        <w:tc>
+          <w:tcPr>
+            <w:tcW w:w="2765" w:type="dxa"/>
+          </w:tcPr>
+          <w:p/>
+        </w:tc>
+        <w:tc>
+          <w:tcPr>
+            <w:tcW w:w="2766" w:type="dxa"/>
+          </w:tcPr>
+          <w:p/>
+        </w:tc>
+      </w:tr>
+      <w:tr>
+        <w:tc>
+          <w:tcPr>
+            <w:tcW w:w="2765" w:type="dxa"/>
+          </w:tcPr>
+          <w:p>
             <w:r>
               <w:rPr>
                 <w:rFonts w:hint="eastAsia"/>
               </w:rPr>
               <w:t>藤吊果</w:t>
             </w:r>
-            <w:proofErr w:type="gramEnd"/>
           </w:p>
         </w:tc>
         <w:tc>
@@ -3535,16 +3173,8 @@
               <w:rPr>
                 <w:rFonts w:hint="eastAsia"/>
               </w:rPr>
-              <w:t>龙</w:t>
-            </w:r>
-            <w:proofErr w:type="gramStart"/>
-            <w:r>
-              <w:rPr>
-                <w:rFonts w:hint="eastAsia"/>
-              </w:rPr>
-              <w:t>骸黑骨</w:t>
-            </w:r>
-            <w:proofErr w:type="gramEnd"/>
+              <w:t>龙骸黑骨</w:t>
+            </w:r>
           </w:p>
         </w:tc>
         <w:tc>
@@ -3720,43 +3350,39 @@
             <w:tcW w:w="2765" w:type="dxa"/>
           </w:tcPr>
           <w:p>
-            <w:proofErr w:type="gramStart"/>
             <w:r>
               <w:rPr>
                 <w:rFonts w:hint="eastAsia"/>
               </w:rPr>
               <w:t>夜行金</w:t>
             </w:r>
-            <w:proofErr w:type="gramEnd"/>
-          </w:p>
-        </w:tc>
-        <w:tc>
-          <w:tcPr>
-            <w:tcW w:w="2765" w:type="dxa"/>
-          </w:tcPr>
-          <w:p/>
-        </w:tc>
-        <w:tc>
-          <w:tcPr>
-            <w:tcW w:w="2766" w:type="dxa"/>
-          </w:tcPr>
-          <w:p/>
-        </w:tc>
-      </w:tr>
-      <w:tr>
-        <w:tc>
-          <w:tcPr>
-            <w:tcW w:w="2765" w:type="dxa"/>
-          </w:tcPr>
-          <w:p>
-            <w:proofErr w:type="gramStart"/>
+          </w:p>
+        </w:tc>
+        <w:tc>
+          <w:tcPr>
+            <w:tcW w:w="2765" w:type="dxa"/>
+          </w:tcPr>
+          <w:p/>
+        </w:tc>
+        <w:tc>
+          <w:tcPr>
+            <w:tcW w:w="2766" w:type="dxa"/>
+          </w:tcPr>
+          <w:p/>
+        </w:tc>
+      </w:tr>
+      <w:tr>
+        <w:tc>
+          <w:tcPr>
+            <w:tcW w:w="2765" w:type="dxa"/>
+          </w:tcPr>
+          <w:p>
             <w:r>
               <w:rPr>
                 <w:rFonts w:hint="eastAsia"/>
               </w:rPr>
               <w:t>光洁圣金</w:t>
             </w:r>
-            <w:proofErr w:type="gramEnd"/>
           </w:p>
         </w:tc>
         <w:tc>
@@ -3845,37 +3471,33 @@
             <w:tcW w:w="2765" w:type="dxa"/>
           </w:tcPr>
           <w:p>
-            <w:proofErr w:type="spellStart"/>
             <w:r>
               <w:rPr>
                 <w:rFonts w:hint="eastAsia"/>
               </w:rPr>
               <w:t>Agentium</w:t>
             </w:r>
-            <w:proofErr w:type="spellEnd"/>
-          </w:p>
-        </w:tc>
-        <w:tc>
-          <w:tcPr>
-            <w:tcW w:w="2766" w:type="dxa"/>
-          </w:tcPr>
-          <w:p/>
-        </w:tc>
-      </w:tr>
-      <w:tr>
-        <w:tc>
-          <w:tcPr>
-            <w:tcW w:w="2765" w:type="dxa"/>
-          </w:tcPr>
-          <w:p>
-            <w:proofErr w:type="gramStart"/>
+          </w:p>
+        </w:tc>
+        <w:tc>
+          <w:tcPr>
+            <w:tcW w:w="2766" w:type="dxa"/>
+          </w:tcPr>
+          <w:p/>
+        </w:tc>
+      </w:tr>
+      <w:tr>
+        <w:tc>
+          <w:tcPr>
+            <w:tcW w:w="2765" w:type="dxa"/>
+          </w:tcPr>
+          <w:p>
             <w:r>
               <w:rPr>
                 <w:rFonts w:hint="eastAsia"/>
               </w:rPr>
               <w:t>莫恩银</w:t>
             </w:r>
-            <w:proofErr w:type="gramEnd"/>
           </w:p>
         </w:tc>
         <w:tc>
@@ -3924,14 +3546,12 @@
             <w:tcW w:w="2765" w:type="dxa"/>
           </w:tcPr>
           <w:p>
-            <w:proofErr w:type="gramStart"/>
             <w:r>
               <w:rPr>
                 <w:rFonts w:hint="eastAsia"/>
               </w:rPr>
               <w:t>小血银</w:t>
             </w:r>
-            <w:proofErr w:type="gramEnd"/>
           </w:p>
         </w:tc>
         <w:tc>
@@ -3981,16 +3601,8 @@
               <w:rPr>
                 <w:rFonts w:hint="eastAsia"/>
               </w:rPr>
-              <w:t>灵</w:t>
-            </w:r>
-            <w:proofErr w:type="gramStart"/>
-            <w:r>
-              <w:rPr>
-                <w:rFonts w:hint="eastAsia"/>
-              </w:rPr>
-              <w:t>灰暗银</w:t>
-            </w:r>
-            <w:proofErr w:type="gramEnd"/>
+              <w:t>灵灰暗银</w:t>
+            </w:r>
           </w:p>
         </w:tc>
         <w:tc>
@@ -4158,48 +3770,38 @@
                 <w:tab w:val="center" w:pos="1274"/>
               </w:tabs>
             </w:pPr>
-            <w:proofErr w:type="gramStart"/>
             <w:r>
               <w:rPr>
                 <w:rFonts w:hint="eastAsia"/>
               </w:rPr>
               <w:t>黄钢合金</w:t>
             </w:r>
-            <w:proofErr w:type="gramEnd"/>
-          </w:p>
-        </w:tc>
-        <w:tc>
-          <w:tcPr>
-            <w:tcW w:w="2765" w:type="dxa"/>
-          </w:tcPr>
-          <w:p/>
-        </w:tc>
-        <w:tc>
-          <w:tcPr>
-            <w:tcW w:w="2766" w:type="dxa"/>
-          </w:tcPr>
-          <w:p/>
-        </w:tc>
-      </w:tr>
-      <w:tr>
-        <w:tc>
-          <w:tcPr>
-            <w:tcW w:w="2765" w:type="dxa"/>
-          </w:tcPr>
-          <w:p>
-            <w:proofErr w:type="gramStart"/>
-            <w:r>
-              <w:rPr>
-                <w:rFonts w:hint="eastAsia"/>
-              </w:rPr>
-              <w:t>污</w:t>
-            </w:r>
-            <w:proofErr w:type="gramEnd"/>
-            <w:r>
-              <w:rPr>
-                <w:rFonts w:hint="eastAsia"/>
-              </w:rPr>
-              <w:t>银铜</w:t>
+          </w:p>
+        </w:tc>
+        <w:tc>
+          <w:tcPr>
+            <w:tcW w:w="2765" w:type="dxa"/>
+          </w:tcPr>
+          <w:p/>
+        </w:tc>
+        <w:tc>
+          <w:tcPr>
+            <w:tcW w:w="2766" w:type="dxa"/>
+          </w:tcPr>
+          <w:p/>
+        </w:tc>
+      </w:tr>
+      <w:tr>
+        <w:tc>
+          <w:tcPr>
+            <w:tcW w:w="2765" w:type="dxa"/>
+          </w:tcPr>
+          <w:p>
+            <w:r>
+              <w:rPr>
+                <w:rFonts w:hint="eastAsia"/>
+              </w:rPr>
+              <w:t>污银铜</w:t>
             </w:r>
           </w:p>
         </w:tc>
@@ -4283,14 +3885,12 @@
             <w:tcW w:w="2765" w:type="dxa"/>
           </w:tcPr>
           <w:p>
-            <w:proofErr w:type="gramStart"/>
             <w:r>
               <w:rPr>
                 <w:rFonts w:hint="eastAsia"/>
               </w:rPr>
               <w:t>灰金</w:t>
             </w:r>
-            <w:proofErr w:type="gramEnd"/>
           </w:p>
         </w:tc>
         <w:tc>
@@ -4406,72 +4006,66 @@
             <w:tcW w:w="2765" w:type="dxa"/>
           </w:tcPr>
           <w:p>
-            <w:proofErr w:type="gramStart"/>
             <w:r>
               <w:rPr>
                 <w:rFonts w:hint="eastAsia"/>
               </w:rPr>
               <w:t>炎纹汞</w:t>
             </w:r>
-            <w:proofErr w:type="gramEnd"/>
-          </w:p>
-        </w:tc>
-        <w:tc>
-          <w:tcPr>
-            <w:tcW w:w="2765" w:type="dxa"/>
-          </w:tcPr>
-          <w:p/>
-        </w:tc>
-        <w:tc>
-          <w:tcPr>
-            <w:tcW w:w="2766" w:type="dxa"/>
-          </w:tcPr>
-          <w:p/>
-        </w:tc>
-      </w:tr>
-      <w:tr>
-        <w:tc>
-          <w:tcPr>
-            <w:tcW w:w="2765" w:type="dxa"/>
-          </w:tcPr>
-          <w:p>
-            <w:proofErr w:type="gramStart"/>
+          </w:p>
+        </w:tc>
+        <w:tc>
+          <w:tcPr>
+            <w:tcW w:w="2765" w:type="dxa"/>
+          </w:tcPr>
+          <w:p/>
+        </w:tc>
+        <w:tc>
+          <w:tcPr>
+            <w:tcW w:w="2766" w:type="dxa"/>
+          </w:tcPr>
+          <w:p/>
+        </w:tc>
+      </w:tr>
+      <w:tr>
+        <w:tc>
+          <w:tcPr>
+            <w:tcW w:w="2765" w:type="dxa"/>
+          </w:tcPr>
+          <w:p>
             <w:r>
               <w:rPr>
                 <w:rFonts w:hint="eastAsia"/>
               </w:rPr>
               <w:t>灵幻汞</w:t>
             </w:r>
-            <w:proofErr w:type="gramEnd"/>
-          </w:p>
-        </w:tc>
-        <w:tc>
-          <w:tcPr>
-            <w:tcW w:w="2765" w:type="dxa"/>
-          </w:tcPr>
-          <w:p/>
-        </w:tc>
-        <w:tc>
-          <w:tcPr>
-            <w:tcW w:w="2766" w:type="dxa"/>
-          </w:tcPr>
-          <w:p/>
-        </w:tc>
-      </w:tr>
-      <w:tr>
-        <w:tc>
-          <w:tcPr>
-            <w:tcW w:w="2765" w:type="dxa"/>
-          </w:tcPr>
-          <w:p>
-            <w:proofErr w:type="gramStart"/>
+          </w:p>
+        </w:tc>
+        <w:tc>
+          <w:tcPr>
+            <w:tcW w:w="2765" w:type="dxa"/>
+          </w:tcPr>
+          <w:p/>
+        </w:tc>
+        <w:tc>
+          <w:tcPr>
+            <w:tcW w:w="2766" w:type="dxa"/>
+          </w:tcPr>
+          <w:p/>
+        </w:tc>
+      </w:tr>
+      <w:tr>
+        <w:tc>
+          <w:tcPr>
+            <w:tcW w:w="2765" w:type="dxa"/>
+          </w:tcPr>
+          <w:p>
             <w:r>
               <w:rPr>
                 <w:rFonts w:hint="eastAsia"/>
               </w:rPr>
               <w:t>寒晶汞</w:t>
             </w:r>
-            <w:proofErr w:type="gramEnd"/>
           </w:p>
         </w:tc>
         <w:tc>
@@ -4520,45 +4114,35 @@
             <w:tcW w:w="2765" w:type="dxa"/>
           </w:tcPr>
           <w:p>
-            <w:proofErr w:type="gramStart"/>
             <w:r>
               <w:t>炎晶硫</w:t>
             </w:r>
-            <w:proofErr w:type="gramEnd"/>
-          </w:p>
-        </w:tc>
-        <w:tc>
-          <w:tcPr>
-            <w:tcW w:w="2765" w:type="dxa"/>
-          </w:tcPr>
-          <w:p/>
-        </w:tc>
-        <w:tc>
-          <w:tcPr>
-            <w:tcW w:w="2766" w:type="dxa"/>
-          </w:tcPr>
-          <w:p/>
-        </w:tc>
-      </w:tr>
-      <w:tr>
-        <w:tc>
-          <w:tcPr>
-            <w:tcW w:w="2765" w:type="dxa"/>
-          </w:tcPr>
-          <w:p>
-            <w:proofErr w:type="gramStart"/>
-            <w:r>
-              <w:rPr>
-                <w:rFonts w:hint="eastAsia"/>
-              </w:rPr>
-              <w:t>寒</w:t>
-            </w:r>
-            <w:proofErr w:type="gramEnd"/>
-            <w:r>
-              <w:rPr>
-                <w:rFonts w:hint="eastAsia"/>
-              </w:rPr>
-              <w:t>磷硫</w:t>
+          </w:p>
+        </w:tc>
+        <w:tc>
+          <w:tcPr>
+            <w:tcW w:w="2765" w:type="dxa"/>
+          </w:tcPr>
+          <w:p/>
+        </w:tc>
+        <w:tc>
+          <w:tcPr>
+            <w:tcW w:w="2766" w:type="dxa"/>
+          </w:tcPr>
+          <w:p/>
+        </w:tc>
+      </w:tr>
+      <w:tr>
+        <w:tc>
+          <w:tcPr>
+            <w:tcW w:w="2765" w:type="dxa"/>
+          </w:tcPr>
+          <w:p>
+            <w:r>
+              <w:rPr>
+                <w:rFonts w:hint="eastAsia"/>
+              </w:rPr>
+              <w:t>寒磷硫</w:t>
             </w:r>
           </w:p>
         </w:tc>
@@ -4600,7 +4184,6 @@
                 <w:lang w:val="en-GB"/>
               </w:rPr>
             </w:pPr>
-            <w:proofErr w:type="gramStart"/>
             <w:r>
               <w:rPr>
                 <w:rFonts w:hint="eastAsia"/>
@@ -4608,7 +4191,6 @@
               </w:rPr>
               <w:t>灵纹硫</w:t>
             </w:r>
-            <w:proofErr w:type="gramEnd"/>
           </w:p>
         </w:tc>
         <w:tc>
@@ -4671,43 +4253,39 @@
             <w:tcW w:w="2765" w:type="dxa"/>
           </w:tcPr>
           <w:p>
-            <w:proofErr w:type="gramStart"/>
             <w:r>
               <w:rPr>
                 <w:rFonts w:hint="eastAsia"/>
               </w:rPr>
               <w:t>岩晶盐</w:t>
             </w:r>
-            <w:proofErr w:type="gramEnd"/>
-          </w:p>
-        </w:tc>
-        <w:tc>
-          <w:tcPr>
-            <w:tcW w:w="2765" w:type="dxa"/>
-          </w:tcPr>
-          <w:p/>
-        </w:tc>
-        <w:tc>
-          <w:tcPr>
-            <w:tcW w:w="2766" w:type="dxa"/>
-          </w:tcPr>
-          <w:p/>
-        </w:tc>
-      </w:tr>
-      <w:tr>
-        <w:tc>
-          <w:tcPr>
-            <w:tcW w:w="2765" w:type="dxa"/>
-          </w:tcPr>
-          <w:p>
-            <w:proofErr w:type="gramStart"/>
+          </w:p>
+        </w:tc>
+        <w:tc>
+          <w:tcPr>
+            <w:tcW w:w="2765" w:type="dxa"/>
+          </w:tcPr>
+          <w:p/>
+        </w:tc>
+        <w:tc>
+          <w:tcPr>
+            <w:tcW w:w="2766" w:type="dxa"/>
+          </w:tcPr>
+          <w:p/>
+        </w:tc>
+      </w:tr>
+      <w:tr>
+        <w:tc>
+          <w:tcPr>
+            <w:tcW w:w="2765" w:type="dxa"/>
+          </w:tcPr>
+          <w:p>
             <w:r>
               <w:rPr>
                 <w:rFonts w:hint="eastAsia"/>
               </w:rPr>
               <w:t>彩纹盐</w:t>
             </w:r>
-            <w:proofErr w:type="gramEnd"/>
           </w:p>
         </w:tc>
         <w:tc>
@@ -4734,14 +4312,12 @@
                 <w:tab w:val="center" w:pos="1274"/>
               </w:tabs>
             </w:pPr>
-            <w:proofErr w:type="gramStart"/>
             <w:r>
               <w:rPr>
                 <w:rFonts w:hint="eastAsia"/>
               </w:rPr>
               <w:t>海韵盐</w:t>
             </w:r>
-            <w:proofErr w:type="gramEnd"/>
           </w:p>
         </w:tc>
         <w:tc>
@@ -4817,43 +4393,39 @@
             <w:tcW w:w="2765" w:type="dxa"/>
           </w:tcPr>
           <w:p>
-            <w:proofErr w:type="gramStart"/>
             <w:r>
               <w:rPr>
                 <w:rFonts w:hint="eastAsia"/>
               </w:rPr>
               <w:t>寒晶硝石</w:t>
             </w:r>
-            <w:proofErr w:type="gramEnd"/>
-          </w:p>
-        </w:tc>
-        <w:tc>
-          <w:tcPr>
-            <w:tcW w:w="2765" w:type="dxa"/>
-          </w:tcPr>
-          <w:p/>
-        </w:tc>
-        <w:tc>
-          <w:tcPr>
-            <w:tcW w:w="2766" w:type="dxa"/>
-          </w:tcPr>
-          <w:p/>
-        </w:tc>
-      </w:tr>
-      <w:tr>
-        <w:tc>
-          <w:tcPr>
-            <w:tcW w:w="2765" w:type="dxa"/>
-          </w:tcPr>
-          <w:p>
-            <w:proofErr w:type="gramStart"/>
+          </w:p>
+        </w:tc>
+        <w:tc>
+          <w:tcPr>
+            <w:tcW w:w="2765" w:type="dxa"/>
+          </w:tcPr>
+          <w:p/>
+        </w:tc>
+        <w:tc>
+          <w:tcPr>
+            <w:tcW w:w="2766" w:type="dxa"/>
+          </w:tcPr>
+          <w:p/>
+        </w:tc>
+      </w:tr>
+      <w:tr>
+        <w:tc>
+          <w:tcPr>
+            <w:tcW w:w="2765" w:type="dxa"/>
+          </w:tcPr>
+          <w:p>
             <w:r>
               <w:rPr>
                 <w:rFonts w:hint="eastAsia"/>
               </w:rPr>
               <w:t>灵耀硝石</w:t>
             </w:r>
-            <w:proofErr w:type="gramEnd"/>
           </w:p>
         </w:tc>
         <w:tc>
@@ -5101,6 +4673,44 @@
     </w:sectPr>
   </w:body>
 </w:document>
+</file>
+
+<file path=word/endnotes.xml><?xml version="1.0" encoding="utf-8"?>
+<w:endnotes xmlns:wpc="http://schemas.microsoft.com/office/word/2010/wordprocessingCanvas" xmlns:cx="http://schemas.microsoft.com/office/drawing/2014/chartex" xmlns:cx1="http://schemas.microsoft.com/office/drawing/2015/9/8/chartex" xmlns:cx2="http://schemas.microsoft.com/office/drawing/2015/10/21/chartex" xmlns:cx3="http://schemas.microsoft.com/office/drawing/2016/5/9/chartex" xmlns:cx4="http://schemas.microsoft.com/office/drawing/2016/5/10/chartex" xmlns:cx5="http://schemas.microsoft.com/office/drawing/2016/5/11/chartex" xmlns:cx6="http://schemas.microsoft.com/office/drawing/2016/5/12/chartex" xmlns:cx7="http://schemas.microsoft.com/office/drawing/2016/5/13/chartex" xmlns:cx8="http://schemas.microsoft.com/office/drawing/2016/5/14/chartex" xmlns:mc="http://schemas.openxmlformats.org/markup-compatibility/2006" xmlns:aink="http://schemas.microsoft.com/office/drawing/2016/ink" xmlns:am3d="http://schemas.microsoft.com/office/drawing/2017/model3d" xmlns:o="urn:schemas-microsoft-com:office:office" xmlns:oel="http://schemas.microsoft.com/office/2019/extlst" xmlns:r="http://schemas.openxmlformats.org/officeDocument/2006/relationships" xmlns:m="http://schemas.openxmlformats.org/officeDocument/2006/math" xmlns:v="urn:schemas-microsoft-com:vml" xmlns:wp14="http://schemas.microsoft.com/office/word/2010/wordprocessingDrawing" xmlns:wp="http://schemas.openxmlformats.org/drawingml/2006/wordprocessingDrawing" xmlns:w10="urn:schemas-microsoft-com:office:word" xmlns:w="http://schemas.openxmlformats.org/wordprocessingml/2006/main" xmlns:w14="http://schemas.microsoft.com/office/word/2010/wordml" xmlns:w15="http://schemas.microsoft.com/office/word/2012/wordml" xmlns:w16cex="http://schemas.microsoft.com/office/word/2018/wordml/cex" xmlns:w16cid="http://schemas.microsoft.com/office/word/2016/wordml/cid" xmlns:w16="http://schemas.microsoft.com/office/word/2018/wordml" xmlns:w16du="http://schemas.microsoft.com/office/word/2023/wordml/word16du" xmlns:w16sdtdh="http://schemas.microsoft.com/office/word/2020/wordml/sdtdatahash" xmlns:w16sdtfl="http://schemas.microsoft.com/office/word/2024/wordml/sdtformatlock" xmlns:w16se="http://schemas.microsoft.com/office/word/2015/wordml/symex" xmlns:wpg="http://schemas.microsoft.com/office/word/2010/wordprocessingGroup" xmlns:wpi="http://schemas.microsoft.com/office/word/2010/wordprocessingInk" xmlns:wne="http://schemas.microsoft.com/office/word/2006/wordml" xmlns:wps="http://schemas.microsoft.com/office/word/2010/wordprocessingShape" mc:Ignorable="w14 w15 w16se w16cid w16 w16cex w16sdtdh w16sdtfl w16du wp14">
+  <w:endnote w:type="separator" w:id="-1">
+    <w:p>
+      <w:r>
+        <w:separator/>
+      </w:r>
+    </w:p>
+  </w:endnote>
+  <w:endnote w:type="continuationSeparator" w:id="0">
+    <w:p>
+      <w:r>
+        <w:continuationSeparator/>
+      </w:r>
+    </w:p>
+  </w:endnote>
+</w:endnotes>
+</file>
+
+<file path=word/footnotes.xml><?xml version="1.0" encoding="utf-8"?>
+<w:footnotes xmlns:wpc="http://schemas.microsoft.com/office/word/2010/wordprocessingCanvas" xmlns:cx="http://schemas.microsoft.com/office/drawing/2014/chartex" xmlns:cx1="http://schemas.microsoft.com/office/drawing/2015/9/8/chartex" xmlns:cx2="http://schemas.microsoft.com/office/drawing/2015/10/21/chartex" xmlns:cx3="http://schemas.microsoft.com/office/drawing/2016/5/9/chartex" xmlns:cx4="http://schemas.microsoft.com/office/drawing/2016/5/10/chartex" xmlns:cx5="http://schemas.microsoft.com/office/drawing/2016/5/11/chartex" xmlns:cx6="http://schemas.microsoft.com/office/drawing/2016/5/12/chartex" xmlns:cx7="http://schemas.microsoft.com/office/drawing/2016/5/13/chartex" xmlns:cx8="http://schemas.microsoft.com/office/drawing/2016/5/14/chartex" xmlns:mc="http://schemas.openxmlformats.org/markup-compatibility/2006" xmlns:aink="http://schemas.microsoft.com/office/drawing/2016/ink" xmlns:am3d="http://schemas.microsoft.com/office/drawing/2017/model3d" xmlns:o="urn:schemas-microsoft-com:office:office" xmlns:oel="http://schemas.microsoft.com/office/2019/extlst" xmlns:r="http://schemas.openxmlformats.org/officeDocument/2006/relationships" xmlns:m="http://schemas.openxmlformats.org/officeDocument/2006/math" xmlns:v="urn:schemas-microsoft-com:vml" xmlns:wp14="http://schemas.microsoft.com/office/word/2010/wordprocessingDrawing" xmlns:wp="http://schemas.openxmlformats.org/drawingml/2006/wordprocessingDrawing" xmlns:w10="urn:schemas-microsoft-com:office:word" xmlns:w="http://schemas.openxmlformats.org/wordprocessingml/2006/main" xmlns:w14="http://schemas.microsoft.com/office/word/2010/wordml" xmlns:w15="http://schemas.microsoft.com/office/word/2012/wordml" xmlns:w16cex="http://schemas.microsoft.com/office/word/2018/wordml/cex" xmlns:w16cid="http://schemas.microsoft.com/office/word/2016/wordml/cid" xmlns:w16="http://schemas.microsoft.com/office/word/2018/wordml" xmlns:w16du="http://schemas.microsoft.com/office/word/2023/wordml/word16du" xmlns:w16sdtdh="http://schemas.microsoft.com/office/word/2020/wordml/sdtdatahash" xmlns:w16sdtfl="http://schemas.microsoft.com/office/word/2024/wordml/sdtformatlock" xmlns:w16se="http://schemas.microsoft.com/office/word/2015/wordml/symex" xmlns:wpg="http://schemas.microsoft.com/office/word/2010/wordprocessingGroup" xmlns:wpi="http://schemas.microsoft.com/office/word/2010/wordprocessingInk" xmlns:wne="http://schemas.microsoft.com/office/word/2006/wordml" xmlns:wps="http://schemas.microsoft.com/office/word/2010/wordprocessingShape" mc:Ignorable="w14 w15 w16se w16cid w16 w16cex w16sdtdh w16sdtfl w16du wp14">
+  <w:footnote w:type="separator" w:id="-1">
+    <w:p>
+      <w:r>
+        <w:separator/>
+      </w:r>
+    </w:p>
+  </w:footnote>
+  <w:footnote w:type="continuationSeparator" w:id="0">
+    <w:p>
+      <w:r>
+        <w:continuationSeparator/>
+      </w:r>
+    </w:p>
+  </w:footnote>
+</w:footnotes>
 </file>
 
 <file path=word/styles.xml><?xml version="1.0" encoding="utf-8"?>
@@ -6010,6 +5620,72 @@
       <w:szCs w:val="56"/>
     </w:rPr>
   </w:style>
+  <w:style w:type="paragraph" w:styleId="Encabezado">
+    <w:name w:val="header"/>
+    <w:basedOn w:val="Normal"/>
+    <w:link w:val="EncabezadoCar"/>
+    <w:uiPriority w:val="99"/>
+    <w:unhideWhenUsed/>
+    <w:rsid w:val="00BE4242"/>
+    <w:pPr>
+      <w:tabs>
+        <w:tab w:val="center" w:pos="4153"/>
+        <w:tab w:val="right" w:pos="8306"/>
+      </w:tabs>
+      <w:snapToGrid w:val="0"/>
+      <w:jc w:val="center"/>
+    </w:pPr>
+    <w:rPr>
+      <w:sz w:val="18"/>
+      <w:szCs w:val="18"/>
+    </w:rPr>
+  </w:style>
+  <w:style w:type="character" w:customStyle="1" w:styleId="EncabezadoCar">
+    <w:name w:val="Encabezado Car"/>
+    <w:basedOn w:val="Fuentedeprrafopredeter"/>
+    <w:link w:val="Encabezado"/>
+    <w:uiPriority w:val="99"/>
+    <w:rsid w:val="00BE4242"/>
+    <w:rPr>
+      <w:kern w:val="2"/>
+      <w:sz w:val="18"/>
+      <w:szCs w:val="18"/>
+      <w14:ligatures w14:val="standardContextual"/>
+    </w:rPr>
+  </w:style>
+  <w:style w:type="paragraph" w:styleId="Piedepgina">
+    <w:name w:val="footer"/>
+    <w:basedOn w:val="Normal"/>
+    <w:link w:val="PiedepginaCar"/>
+    <w:uiPriority w:val="99"/>
+    <w:unhideWhenUsed/>
+    <w:rsid w:val="00BE4242"/>
+    <w:pPr>
+      <w:tabs>
+        <w:tab w:val="center" w:pos="4153"/>
+        <w:tab w:val="right" w:pos="8306"/>
+      </w:tabs>
+      <w:snapToGrid w:val="0"/>
+      <w:jc w:val="left"/>
+    </w:pPr>
+    <w:rPr>
+      <w:sz w:val="18"/>
+      <w:szCs w:val="18"/>
+    </w:rPr>
+  </w:style>
+  <w:style w:type="character" w:customStyle="1" w:styleId="PiedepginaCar">
+    <w:name w:val="Pie de página Car"/>
+    <w:basedOn w:val="Fuentedeprrafopredeter"/>
+    <w:link w:val="Piedepgina"/>
+    <w:uiPriority w:val="99"/>
+    <w:rsid w:val="00BE4242"/>
+    <w:rPr>
+      <w:kern w:val="2"/>
+      <w:sz w:val="18"/>
+      <w:szCs w:val="18"/>
+      <w14:ligatures w14:val="standardContextual"/>
+    </w:rPr>
+  </w:style>
 </w:styles>
 </file>
 
